--- a/ATS ENGINE HLD.docx
+++ b/ATS ENGINE HLD.docx
@@ -285,6 +285,128 @@
       </w:r>
     </w:p>
     <w:p>
+      <w:r>
+        <w:t xml:space="preserve">In the top layer, the system recognises that a single CV rarely fits every type of role equally well. To improve the </w:t>
+      </w:r>
+      <w:r>
+        <w:rPr>
+          <w:b/>
+          <w:bCs/>
+        </w:rPr>
+        <w:t>Fit Percentage</w:t>
+      </w:r>
+      <w:r>
+        <w:t xml:space="preserve">, you maintain </w:t>
+      </w:r>
+      <w:r>
+        <w:rPr>
+          <w:b/>
+          <w:bCs/>
+        </w:rPr>
+        <w:t>multiple tailored resumes</w:t>
+      </w:r>
+      <w:r>
+        <w:t>, each optimised for a specific sector or discipline — for example:</w:t>
+      </w:r>
+    </w:p>
+    <w:p>
+      <w:pPr>
+        <w:numPr>
+          <w:ilvl w:val="0"/>
+          <w:numId w:val="14"/>
+        </w:numPr>
+      </w:pPr>
+      <w:r>
+        <w:rPr>
+          <w:b/>
+          <w:bCs/>
+        </w:rPr>
+        <w:t>Technical Delivery CV</w:t>
+      </w:r>
+      <w:r>
+        <w:t xml:space="preserve"> – emphasises engineering leadership, DevOps, and CI/CD.</w:t>
+      </w:r>
+    </w:p>
+    <w:p>
+      <w:pPr>
+        <w:numPr>
+          <w:ilvl w:val="0"/>
+          <w:numId w:val="14"/>
+        </w:numPr>
+      </w:pPr>
+      <w:r>
+        <w:rPr>
+          <w:b/>
+          <w:bCs/>
+        </w:rPr>
+        <w:t>Agile Coaching CV</w:t>
+      </w:r>
+      <w:r>
+        <w:t xml:space="preserve"> – highlights mentoring, team empowerment, and delivery frameworks.</w:t>
+      </w:r>
+    </w:p>
+    <w:p>
+      <w:pPr>
+        <w:numPr>
+          <w:ilvl w:val="0"/>
+          <w:numId w:val="14"/>
+        </w:numPr>
+      </w:pPr>
+      <w:r>
+        <w:rPr>
+          <w:b/>
+          <w:bCs/>
+        </w:rPr>
+        <w:t>Programme Management CV</w:t>
+      </w:r>
+      <w:r>
+        <w:t xml:space="preserve"> – focuses on governance, risk, and stakeholder alignment.</w:t>
+      </w:r>
+    </w:p>
+    <w:p>
+      <w:pPr>
+        <w:numPr>
+          <w:ilvl w:val="0"/>
+          <w:numId w:val="14"/>
+        </w:numPr>
+      </w:pPr>
+      <w:r>
+        <w:rPr>
+          <w:b/>
+          <w:bCs/>
+        </w:rPr>
+        <w:t>Consulting CV</w:t>
+      </w:r>
+      <w:r>
+        <w:t xml:space="preserve"> – showcases client engagement, solution design, and transformation work.</w:t>
+      </w:r>
+    </w:p>
+    <w:p>
+      <w:r>
+        <w:t xml:space="preserve">When a new job description enters the pipeline, the </w:t>
+      </w:r>
+      <w:r>
+        <w:rPr>
+          <w:b/>
+          <w:bCs/>
+        </w:rPr>
+        <w:t>CV Selection Engine</w:t>
+      </w:r>
+      <w:r>
+        <w:t xml:space="preserve"> compares all available resumes against the extracted metadata (skills, domain, seniority, etc.) and selects the one with the highest alignment. This approach ensures each application is evaluated using the most relevant professional narrative, </w:t>
+      </w:r>
+      <w:r>
+        <w:rPr>
+          <w:b/>
+          <w:bCs/>
+        </w:rPr>
+        <w:t>raising the Fit Percentage</w:t>
+      </w:r>
+      <w:r>
+        <w:t xml:space="preserve"> and improving the likelihood of a match above the 93% threshold.</w:t>
+      </w:r>
+    </w:p>
+    <w:p>
       <w:pPr>
         <w:spacing w:after="0" w:line="240" w:lineRule="auto"/>
       </w:pPr>
@@ -304,6 +426,11 @@
     </w:p>
     <w:p>
       <w:pPr>
+        <w:spacing w:after="0" w:line="240" w:lineRule="auto"/>
+      </w:pPr>
+    </w:p>
+    <w:p>
+      <w:pPr>
         <w:numPr>
           <w:ilvl w:val="0"/>
           <w:numId w:val="12"/>
@@ -520,20 +647,133 @@
       </w:r>
     </w:p>
     <w:p>
-      <w:pPr>
-        <w:spacing w:after="0" w:line="240" w:lineRule="auto"/>
-        <w:ind w:left="720"/>
-      </w:pPr>
+      <w:r>
+        <w:br w:type="page"/>
+      </w:r>
     </w:p>
     <w:p>
       <w:pPr>
         <w:pStyle w:val="Heading3"/>
-      </w:pPr>
-      <w:r>
         <w:rPr>
           <w:rStyle w:val="Heading1Char"/>
         </w:rPr>
+      </w:pPr>
+      <w:r>
+        <w:rPr>
+          <w:rStyle w:val="Heading1Char"/>
+        </w:rPr>
+        <w:lastRenderedPageBreak/>
         <w:t>The bottom layer — the rules layer</w:t>
+      </w:r>
+    </w:p>
+    <w:p>
+      <w:r>
+        <w:t xml:space="preserve">In the </w:t>
+      </w:r>
+      <w:r>
+        <w:rPr>
+          <w:b/>
+          <w:bCs/>
+        </w:rPr>
+        <w:t>Progress Update Layer</w:t>
+      </w:r>
+      <w:r>
+        <w:t xml:space="preserve">, the system manages the operational side of tracking submissions, interviews, and outcomes. These updates are stored and exchanged as </w:t>
+      </w:r>
+      <w:r>
+        <w:rPr>
+          <w:b/>
+          <w:bCs/>
+        </w:rPr>
+        <w:t>CSV files exported from Outlook</w:t>
+      </w:r>
+      <w:r>
+        <w:t>, which act as structured data feeds for the tracking tables.</w:t>
+      </w:r>
+    </w:p>
+    <w:p>
+      <w:r>
+        <w:t>Each CSV file contains columns such as:</w:t>
+      </w:r>
+    </w:p>
+    <w:p>
+      <w:pPr>
+        <w:numPr>
+          <w:ilvl w:val="0"/>
+          <w:numId w:val="15"/>
+        </w:numPr>
+      </w:pPr>
+      <w:r>
+        <w:t>Company name</w:t>
+      </w:r>
+    </w:p>
+    <w:p>
+      <w:pPr>
+        <w:numPr>
+          <w:ilvl w:val="0"/>
+          <w:numId w:val="15"/>
+        </w:numPr>
+      </w:pPr>
+      <w:r>
+        <w:t>Role title</w:t>
+      </w:r>
+    </w:p>
+    <w:p>
+      <w:pPr>
+        <w:numPr>
+          <w:ilvl w:val="0"/>
+          <w:numId w:val="15"/>
+        </w:numPr>
+      </w:pPr>
+      <w:r>
+        <w:t>Fit percentage</w:t>
+      </w:r>
+    </w:p>
+    <w:p>
+      <w:pPr>
+        <w:numPr>
+          <w:ilvl w:val="0"/>
+          <w:numId w:val="15"/>
+        </w:numPr>
+      </w:pPr>
+      <w:r>
+        <w:t>Status (Applied, Interviewing, Refused, etc.)</w:t>
+      </w:r>
+    </w:p>
+    <w:p>
+      <w:pPr>
+        <w:numPr>
+          <w:ilvl w:val="0"/>
+          <w:numId w:val="15"/>
+        </w:numPr>
+      </w:pPr>
+      <w:r>
+        <w:t>Notes and timestamps</w:t>
+      </w:r>
+    </w:p>
+    <w:p>
+      <w:r>
+        <w:t xml:space="preserve">Because Outlook imposes a </w:t>
+      </w:r>
+      <w:r>
+        <w:rPr>
+          <w:b/>
+          <w:bCs/>
+        </w:rPr>
+        <w:t>file size limit</w:t>
+      </w:r>
+      <w:r>
+        <w:t xml:space="preserve"> (exact threshold currently unknown), large datasets must be </w:t>
+      </w:r>
+      <w:r>
+        <w:rPr>
+          <w:b/>
+          <w:bCs/>
+        </w:rPr>
+        <w:t>split into smaller CSV segments</w:t>
+      </w:r>
+      <w:r>
+        <w:t xml:space="preserve"> to ensure smooth import and processing. This safeguard prevents data loss and keeps the automation engine running efficiently, even when handling hundreds of applications.</w:t>
       </w:r>
     </w:p>
     <w:p>
@@ -720,6 +960,1041 @@
       <w:r>
         <w:noBreakHyphen/>
         <w:t>maintaining, intelligent ATS engine that scores, routes, and updates everything without manual effort.</w:t>
+      </w:r>
+    </w:p>
+    <w:p>
+      <w:pPr>
+        <w:pStyle w:val="Heading2"/>
+      </w:pPr>
+    </w:p>
+    <w:p>
+      <w:pPr>
+        <w:pStyle w:val="Heading2"/>
+        <w:rPr>
+          <w:b/>
+          <w:bCs/>
+        </w:rPr>
+      </w:pPr>
+      <w:r>
+        <w:rPr>
+          <w:b/>
+          <w:bCs/>
+        </w:rPr>
+        <w:t>CSV Files Required for Progress Tracking</w:t>
+      </w:r>
+    </w:p>
+    <w:p>
+      <w:pPr>
+        <w:spacing w:after="0" w:line="240" w:lineRule="auto"/>
+      </w:pPr>
+      <w:r>
+        <w:t xml:space="preserve">Your ATS engine relies on </w:t>
+      </w:r>
+      <w:r>
+        <w:rPr>
+          <w:b/>
+          <w:bCs/>
+        </w:rPr>
+        <w:t>two CSV files</w:t>
+      </w:r>
+      <w:r>
+        <w:t xml:space="preserve"> to understand the current state of all your job applications. These files act as the “source of truth” for the system.</w:t>
+      </w:r>
+    </w:p>
+    <w:p>
+      <w:pPr>
+        <w:spacing w:after="0" w:line="240" w:lineRule="auto"/>
+        <w:rPr>
+          <w:b/>
+          <w:bCs/>
+        </w:rPr>
+      </w:pPr>
+      <w:r>
+        <w:rPr>
+          <w:b/>
+          <w:bCs/>
+        </w:rPr>
+        <w:t>1. Main Tracking Table (CSV)</w:t>
+      </w:r>
+    </w:p>
+    <w:p>
+      <w:pPr>
+        <w:spacing w:after="0" w:line="240" w:lineRule="auto"/>
+      </w:pPr>
+      <w:r>
+        <w:lastRenderedPageBreak/>
+        <w:t xml:space="preserve">This file contains </w:t>
+      </w:r>
+      <w:r>
+        <w:rPr>
+          <w:b/>
+          <w:bCs/>
+        </w:rPr>
+        <w:t>all roles with a Fit Score ≥ 93%</w:t>
+      </w:r>
+      <w:r>
+        <w:t xml:space="preserve"> or any role that has reached an </w:t>
+      </w:r>
+      <w:r>
+        <w:rPr>
+          <w:b/>
+          <w:bCs/>
+        </w:rPr>
+        <w:t>Interview</w:t>
+      </w:r>
+      <w:r>
+        <w:t xml:space="preserve"> stage.</w:t>
+      </w:r>
+    </w:p>
+    <w:p>
+      <w:pPr>
+        <w:spacing w:after="0" w:line="240" w:lineRule="auto"/>
+      </w:pPr>
+      <w:r>
+        <w:t>It includes columns such as:</w:t>
+      </w:r>
+    </w:p>
+    <w:p>
+      <w:pPr>
+        <w:numPr>
+          <w:ilvl w:val="0"/>
+          <w:numId w:val="16"/>
+        </w:numPr>
+        <w:spacing w:after="0" w:line="240" w:lineRule="auto"/>
+      </w:pPr>
+      <w:r>
+        <w:t>Company</w:t>
+      </w:r>
+    </w:p>
+    <w:p>
+      <w:pPr>
+        <w:numPr>
+          <w:ilvl w:val="0"/>
+          <w:numId w:val="16"/>
+        </w:numPr>
+        <w:spacing w:after="0" w:line="240" w:lineRule="auto"/>
+      </w:pPr>
+      <w:r>
+        <w:t>Role Title</w:t>
+      </w:r>
+    </w:p>
+    <w:p>
+      <w:pPr>
+        <w:numPr>
+          <w:ilvl w:val="0"/>
+          <w:numId w:val="16"/>
+        </w:numPr>
+        <w:spacing w:after="0" w:line="240" w:lineRule="auto"/>
+      </w:pPr>
+      <w:r>
+        <w:t>Fit Percentage</w:t>
+      </w:r>
+    </w:p>
+    <w:p>
+      <w:pPr>
+        <w:numPr>
+          <w:ilvl w:val="0"/>
+          <w:numId w:val="16"/>
+        </w:numPr>
+        <w:spacing w:after="0" w:line="240" w:lineRule="auto"/>
+      </w:pPr>
+      <w:r>
+        <w:t>Status (Applied, Interviewing, Offer, Refused, etc.)</w:t>
+      </w:r>
+    </w:p>
+    <w:p>
+      <w:pPr>
+        <w:numPr>
+          <w:ilvl w:val="0"/>
+          <w:numId w:val="16"/>
+        </w:numPr>
+        <w:spacing w:after="0" w:line="240" w:lineRule="auto"/>
+      </w:pPr>
+      <w:r>
+        <w:t>CV Used</w:t>
+      </w:r>
+    </w:p>
+    <w:p>
+      <w:pPr>
+        <w:numPr>
+          <w:ilvl w:val="0"/>
+          <w:numId w:val="16"/>
+        </w:numPr>
+        <w:spacing w:after="0" w:line="240" w:lineRule="auto"/>
+      </w:pPr>
+      <w:r>
+        <w:t>Notes</w:t>
+      </w:r>
+    </w:p>
+    <w:p>
+      <w:pPr>
+        <w:numPr>
+          <w:ilvl w:val="0"/>
+          <w:numId w:val="16"/>
+        </w:numPr>
+        <w:spacing w:after="0" w:line="240" w:lineRule="auto"/>
+      </w:pPr>
+      <w:r>
+        <w:t>Date Added</w:t>
+      </w:r>
+    </w:p>
+    <w:p>
+      <w:pPr>
+        <w:numPr>
+          <w:ilvl w:val="0"/>
+          <w:numId w:val="16"/>
+        </w:numPr>
+        <w:spacing w:after="0" w:line="240" w:lineRule="auto"/>
+      </w:pPr>
+      <w:r>
+        <w:t>Last Updated</w:t>
+      </w:r>
+    </w:p>
+    <w:p>
+      <w:pPr>
+        <w:spacing w:after="0" w:line="240" w:lineRule="auto"/>
+        <w:rPr>
+          <w:b/>
+          <w:bCs/>
+        </w:rPr>
+      </w:pPr>
+      <w:r>
+        <w:rPr>
+          <w:b/>
+          <w:bCs/>
+        </w:rPr>
+        <w:t>Purpose</w:t>
+      </w:r>
+    </w:p>
+    <w:p>
+      <w:pPr>
+        <w:spacing w:after="0" w:line="240" w:lineRule="auto"/>
+      </w:pPr>
+      <w:r>
+        <w:t>The system uses this file to:</w:t>
+      </w:r>
+    </w:p>
+    <w:p>
+      <w:pPr>
+        <w:numPr>
+          <w:ilvl w:val="0"/>
+          <w:numId w:val="17"/>
+        </w:numPr>
+        <w:spacing w:after="0" w:line="240" w:lineRule="auto"/>
+      </w:pPr>
+      <w:r>
+        <w:t>Track high</w:t>
+      </w:r>
+      <w:r>
+        <w:noBreakHyphen/>
+        <w:t>fit applications</w:t>
+      </w:r>
+    </w:p>
+    <w:p>
+      <w:pPr>
+        <w:numPr>
+          <w:ilvl w:val="0"/>
+          <w:numId w:val="17"/>
+        </w:numPr>
+        <w:spacing w:after="0" w:line="240" w:lineRule="auto"/>
+      </w:pPr>
+      <w:r>
+        <w:t>Update interview progress</w:t>
+      </w:r>
+    </w:p>
+    <w:p>
+      <w:pPr>
+        <w:numPr>
+          <w:ilvl w:val="0"/>
+          <w:numId w:val="17"/>
+        </w:numPr>
+        <w:spacing w:after="0" w:line="240" w:lineRule="auto"/>
+      </w:pPr>
+      <w:r>
+        <w:t>Add notes</w:t>
+      </w:r>
+    </w:p>
+    <w:p>
+      <w:pPr>
+        <w:numPr>
+          <w:ilvl w:val="0"/>
+          <w:numId w:val="17"/>
+        </w:numPr>
+        <w:spacing w:after="0" w:line="240" w:lineRule="auto"/>
+      </w:pPr>
+      <w:r>
+        <w:t>Detect duplicates</w:t>
+      </w:r>
+    </w:p>
+    <w:p>
+      <w:pPr>
+        <w:numPr>
+          <w:ilvl w:val="0"/>
+          <w:numId w:val="17"/>
+        </w:numPr>
+        <w:spacing w:after="0" w:line="240" w:lineRule="auto"/>
+      </w:pPr>
+      <w:r>
+        <w:t>Generate cover letters and interview prep</w:t>
+      </w:r>
+    </w:p>
+    <w:p>
+      <w:pPr>
+        <w:numPr>
+          <w:ilvl w:val="0"/>
+          <w:numId w:val="17"/>
+        </w:numPr>
+        <w:spacing w:after="0" w:line="240" w:lineRule="auto"/>
+      </w:pPr>
+      <w:r>
+        <w:t>Maintain the “active pipeline” of strong opportunities</w:t>
+      </w:r>
+    </w:p>
+    <w:p>
+      <w:pPr>
+        <w:spacing w:after="0" w:line="240" w:lineRule="auto"/>
+        <w:rPr>
+          <w:b/>
+          <w:bCs/>
+        </w:rPr>
+      </w:pPr>
+      <w:r>
+        <w:rPr>
+          <w:b/>
+          <w:bCs/>
+        </w:rPr>
+        <w:t>2. Under</w:t>
+      </w:r>
+      <w:r>
+        <w:rPr>
+          <w:b/>
+          <w:bCs/>
+        </w:rPr>
+        <w:noBreakHyphen/>
+        <w:t>93 Table (CSV)</w:t>
+      </w:r>
+    </w:p>
+    <w:p>
+      <w:pPr>
+        <w:spacing w:after="0" w:line="240" w:lineRule="auto"/>
+      </w:pPr>
+      <w:r>
+        <w:t xml:space="preserve">This file contains </w:t>
+      </w:r>
+      <w:r>
+        <w:rPr>
+          <w:b/>
+          <w:bCs/>
+        </w:rPr>
+        <w:t>all roles with a Fit Score below 93%</w:t>
+      </w:r>
+      <w:r>
+        <w:t>.</w:t>
+      </w:r>
+    </w:p>
+    <w:p>
+      <w:pPr>
+        <w:spacing w:after="0" w:line="240" w:lineRule="auto"/>
+      </w:pPr>
+      <w:r>
+        <w:t>It includes lighter tracking fields:</w:t>
+      </w:r>
+    </w:p>
+    <w:p>
+      <w:pPr>
+        <w:numPr>
+          <w:ilvl w:val="0"/>
+          <w:numId w:val="18"/>
+        </w:numPr>
+        <w:spacing w:after="0" w:line="240" w:lineRule="auto"/>
+      </w:pPr>
+      <w:r>
+        <w:t>Company</w:t>
+      </w:r>
+    </w:p>
+    <w:p>
+      <w:pPr>
+        <w:numPr>
+          <w:ilvl w:val="0"/>
+          <w:numId w:val="18"/>
+        </w:numPr>
+        <w:spacing w:after="0" w:line="240" w:lineRule="auto"/>
+      </w:pPr>
+      <w:r>
+        <w:t>Role Title</w:t>
+      </w:r>
+    </w:p>
+    <w:p>
+      <w:pPr>
+        <w:numPr>
+          <w:ilvl w:val="0"/>
+          <w:numId w:val="18"/>
+        </w:numPr>
+        <w:spacing w:after="0" w:line="240" w:lineRule="auto"/>
+      </w:pPr>
+      <w:r>
+        <w:t>Fit Percentage</w:t>
+      </w:r>
+    </w:p>
+    <w:p>
+      <w:pPr>
+        <w:numPr>
+          <w:ilvl w:val="0"/>
+          <w:numId w:val="18"/>
+        </w:numPr>
+        <w:spacing w:after="0" w:line="240" w:lineRule="auto"/>
+      </w:pPr>
+      <w:r>
+        <w:t>Notes</w:t>
+      </w:r>
+    </w:p>
+    <w:p>
+      <w:pPr>
+        <w:numPr>
+          <w:ilvl w:val="0"/>
+          <w:numId w:val="18"/>
+        </w:numPr>
+        <w:spacing w:after="0" w:line="240" w:lineRule="auto"/>
+      </w:pPr>
+      <w:r>
+        <w:t>Date Added</w:t>
+      </w:r>
+    </w:p>
+    <w:p>
+      <w:pPr>
+        <w:spacing w:after="0" w:line="240" w:lineRule="auto"/>
+        <w:rPr>
+          <w:b/>
+          <w:bCs/>
+        </w:rPr>
+      </w:pPr>
+      <w:r>
+        <w:rPr>
+          <w:b/>
+          <w:bCs/>
+        </w:rPr>
+        <w:t>Purpose</w:t>
+      </w:r>
+    </w:p>
+    <w:p>
+      <w:pPr>
+        <w:spacing w:after="0" w:line="240" w:lineRule="auto"/>
+      </w:pPr>
+      <w:r>
+        <w:t>The system uses this file to:</w:t>
+      </w:r>
+    </w:p>
+    <w:p>
+      <w:pPr>
+        <w:numPr>
+          <w:ilvl w:val="0"/>
+          <w:numId w:val="19"/>
+        </w:numPr>
+        <w:spacing w:after="0" w:line="240" w:lineRule="auto"/>
+      </w:pPr>
+      <w:r>
+        <w:t>Store lower</w:t>
+      </w:r>
+      <w:r>
+        <w:noBreakHyphen/>
+        <w:t>fit roles without cluttering the main table</w:t>
+      </w:r>
+    </w:p>
+    <w:p>
+      <w:pPr>
+        <w:numPr>
+          <w:ilvl w:val="0"/>
+          <w:numId w:val="19"/>
+        </w:numPr>
+        <w:spacing w:after="0" w:line="240" w:lineRule="auto"/>
+      </w:pPr>
+      <w:r>
+        <w:t>Keep a historical record of all processed jobs</w:t>
+      </w:r>
+    </w:p>
+    <w:p>
+      <w:pPr>
+        <w:numPr>
+          <w:ilvl w:val="0"/>
+          <w:numId w:val="19"/>
+        </w:numPr>
+        <w:spacing w:after="0" w:line="240" w:lineRule="auto"/>
+      </w:pPr>
+      <w:r>
+        <w:t>Allow re</w:t>
+      </w:r>
+      <w:r>
+        <w:noBreakHyphen/>
+        <w:t>evaluation if the job changes or a new CV version is added</w:t>
+      </w:r>
+    </w:p>
+    <w:p>
+      <w:pPr>
+        <w:spacing w:after="0" w:line="240" w:lineRule="auto"/>
+      </w:pPr>
+    </w:p>
+    <w:p>
+      <w:pPr>
+        <w:pStyle w:val="Heading2"/>
+      </w:pPr>
+      <w:r>
+        <w:t xml:space="preserve"> How Interview, Failure, Submission and Other Updates Are Captured</w:t>
+      </w:r>
+    </w:p>
+    <w:p>
+      <w:pPr>
+        <w:spacing w:after="0" w:line="240" w:lineRule="auto"/>
+      </w:pPr>
+      <w:r>
+        <w:t xml:space="preserve">All progress updates in the system — including </w:t>
+      </w:r>
+      <w:r>
+        <w:rPr>
+          <w:b/>
+          <w:bCs/>
+        </w:rPr>
+        <w:t>submissions, interviews, failures, refusals, and missed entries</w:t>
+      </w:r>
+      <w:r>
+        <w:t xml:space="preserve"> — come from </w:t>
+      </w:r>
+      <w:r>
+        <w:rPr>
+          <w:b/>
+          <w:bCs/>
+        </w:rPr>
+        <w:t>CSV backup files exported directly from the user’s email client</w:t>
+      </w:r>
+      <w:r>
+        <w:t xml:space="preserve">, typically </w:t>
+      </w:r>
+      <w:r>
+        <w:rPr>
+          <w:b/>
+          <w:bCs/>
+        </w:rPr>
+        <w:t>Microsoft Outlook</w:t>
+      </w:r>
+      <w:r>
+        <w:t>.</w:t>
+      </w:r>
+    </w:p>
+    <w:p>
+      <w:pPr>
+        <w:spacing w:after="0" w:line="240" w:lineRule="auto"/>
+      </w:pPr>
+      <w:r>
+        <w:t xml:space="preserve">These CSV files act as the </w:t>
+      </w:r>
+      <w:r>
+        <w:rPr>
+          <w:b/>
+          <w:bCs/>
+        </w:rPr>
+        <w:t>historical record</w:t>
+      </w:r>
+      <w:r>
+        <w:t xml:space="preserve"> of your job search activity. Outlook stores every email, calendar invite, and status update, and exporting them as CSV allows the ATS Engine to read and interpret that data.</w:t>
+      </w:r>
+    </w:p>
+    <w:p>
+      <w:pPr>
+        <w:spacing w:after="0" w:line="240" w:lineRule="auto"/>
+        <w:rPr>
+          <w:b/>
+          <w:bCs/>
+        </w:rPr>
+      </w:pPr>
+      <w:r>
+        <w:rPr>
+          <w:rFonts w:ascii="Segoe UI Emoji" w:hAnsi="Segoe UI Emoji" w:cs="Segoe UI Emoji"/>
+          <w:b/>
+          <w:bCs/>
+        </w:rPr>
+        <w:t>📨</w:t>
+      </w:r>
+      <w:r>
+        <w:rPr>
+          <w:b/>
+          <w:bCs/>
+        </w:rPr>
+        <w:t xml:space="preserve"> Where the CSVs Come From</w:t>
+      </w:r>
+    </w:p>
+    <w:p>
+      <w:pPr>
+        <w:spacing w:after="0" w:line="240" w:lineRule="auto"/>
+      </w:pPr>
+      <w:r>
+        <w:t>The user periodically exports CSVs from Outlook, such as:</w:t>
+      </w:r>
+    </w:p>
+    <w:p>
+      <w:pPr>
+        <w:numPr>
+          <w:ilvl w:val="0"/>
+          <w:numId w:val="20"/>
+        </w:numPr>
+        <w:spacing w:after="0" w:line="240" w:lineRule="auto"/>
+      </w:pPr>
+      <w:r>
+        <w:rPr>
+          <w:b/>
+          <w:bCs/>
+        </w:rPr>
+        <w:t>Submission confirmations</w:t>
+      </w:r>
+    </w:p>
+    <w:p>
+      <w:pPr>
+        <w:numPr>
+          <w:ilvl w:val="0"/>
+          <w:numId w:val="20"/>
+        </w:numPr>
+        <w:spacing w:after="0" w:line="240" w:lineRule="auto"/>
+      </w:pPr>
+      <w:r>
+        <w:rPr>
+          <w:b/>
+          <w:bCs/>
+        </w:rPr>
+        <w:t>Interview invitations</w:t>
+      </w:r>
+    </w:p>
+    <w:p>
+      <w:pPr>
+        <w:numPr>
+          <w:ilvl w:val="0"/>
+          <w:numId w:val="20"/>
+        </w:numPr>
+        <w:spacing w:after="0" w:line="240" w:lineRule="auto"/>
+      </w:pPr>
+      <w:r>
+        <w:rPr>
+          <w:b/>
+          <w:bCs/>
+        </w:rPr>
+        <w:t>Rejection emails</w:t>
+      </w:r>
+    </w:p>
+    <w:p>
+      <w:pPr>
+        <w:numPr>
+          <w:ilvl w:val="0"/>
+          <w:numId w:val="20"/>
+        </w:numPr>
+        <w:spacing w:after="0" w:line="240" w:lineRule="auto"/>
+      </w:pPr>
+      <w:r>
+        <w:rPr>
+          <w:b/>
+          <w:bCs/>
+        </w:rPr>
+        <w:t>Follow</w:t>
+      </w:r>
+      <w:r>
+        <w:rPr>
+          <w:b/>
+          <w:bCs/>
+        </w:rPr>
+        <w:noBreakHyphen/>
+        <w:t>up messages</w:t>
+      </w:r>
+    </w:p>
+    <w:p>
+      <w:pPr>
+        <w:numPr>
+          <w:ilvl w:val="0"/>
+          <w:numId w:val="20"/>
+        </w:numPr>
+        <w:spacing w:after="0" w:line="240" w:lineRule="auto"/>
+      </w:pPr>
+      <w:r>
+        <w:rPr>
+          <w:b/>
+          <w:bCs/>
+        </w:rPr>
+        <w:lastRenderedPageBreak/>
+        <w:t>Status updates from recruiters</w:t>
+      </w:r>
+    </w:p>
+    <w:p>
+      <w:pPr>
+        <w:spacing w:after="0" w:line="240" w:lineRule="auto"/>
+      </w:pPr>
+      <w:r>
+        <w:t>Each of these emails contains structured information (company, role, date, status), and Outlook’s CSV export turns them into machine</w:t>
+      </w:r>
+      <w:r>
+        <w:noBreakHyphen/>
+        <w:t>readable rows.</w:t>
+      </w:r>
+    </w:p>
+    <w:p>
+      <w:pPr>
+        <w:spacing w:after="0" w:line="240" w:lineRule="auto"/>
+      </w:pPr>
+      <w:r>
+        <w:t xml:space="preserve">These CSVs are then uploaded into the ATS Engine so the </w:t>
+      </w:r>
+      <w:r>
+        <w:rPr>
+          <w:b/>
+          <w:bCs/>
+        </w:rPr>
+        <w:t>Progress Update Layer</w:t>
+      </w:r>
+      <w:r>
+        <w:t xml:space="preserve"> can process them.</w:t>
+      </w:r>
+    </w:p>
+    <w:p>
+      <w:pPr>
+        <w:spacing w:after="0" w:line="240" w:lineRule="auto"/>
+      </w:pPr>
+    </w:p>
+    <w:p>
+      <w:pPr>
+        <w:spacing w:after="0" w:line="240" w:lineRule="auto"/>
+        <w:rPr>
+          <w:b/>
+          <w:bCs/>
+        </w:rPr>
+      </w:pPr>
+      <w:r>
+        <w:rPr>
+          <w:b/>
+          <w:bCs/>
+        </w:rPr>
+        <w:t>Why These CSVs Matter</w:t>
+      </w:r>
+    </w:p>
+    <w:p>
+      <w:pPr>
+        <w:spacing w:after="0" w:line="240" w:lineRule="auto"/>
+      </w:pPr>
+      <w:r>
+        <w:t>The system uses these CSV backups to:</w:t>
+      </w:r>
+    </w:p>
+    <w:p>
+      <w:pPr>
+        <w:numPr>
+          <w:ilvl w:val="0"/>
+          <w:numId w:val="21"/>
+        </w:numPr>
+        <w:spacing w:after="0" w:line="240" w:lineRule="auto"/>
+      </w:pPr>
+      <w:r>
+        <w:t xml:space="preserve">Detect when a </w:t>
+      </w:r>
+      <w:r>
+        <w:rPr>
+          <w:b/>
+          <w:bCs/>
+        </w:rPr>
+        <w:t>new submission</w:t>
+      </w:r>
+      <w:r>
+        <w:t xml:space="preserve"> has been made</w:t>
+      </w:r>
+    </w:p>
+    <w:p>
+      <w:pPr>
+        <w:numPr>
+          <w:ilvl w:val="0"/>
+          <w:numId w:val="21"/>
+        </w:numPr>
+        <w:spacing w:after="0" w:line="240" w:lineRule="auto"/>
+      </w:pPr>
+      <w:r>
+        <w:t xml:space="preserve">Identify when a </w:t>
+      </w:r>
+      <w:r>
+        <w:rPr>
+          <w:b/>
+          <w:bCs/>
+        </w:rPr>
+        <w:t>failure or refusal</w:t>
+      </w:r>
+      <w:r>
+        <w:t xml:space="preserve"> has occurred</w:t>
+      </w:r>
+    </w:p>
+    <w:p>
+      <w:pPr>
+        <w:numPr>
+          <w:ilvl w:val="0"/>
+          <w:numId w:val="21"/>
+        </w:numPr>
+        <w:spacing w:after="0" w:line="240" w:lineRule="auto"/>
+      </w:pPr>
+      <w:r>
+        <w:t xml:space="preserve">Recognise when an </w:t>
+      </w:r>
+      <w:r>
+        <w:rPr>
+          <w:b/>
+          <w:bCs/>
+        </w:rPr>
+        <w:t>interview has been scheduled</w:t>
+      </w:r>
+    </w:p>
+    <w:p>
+      <w:pPr>
+        <w:numPr>
+          <w:ilvl w:val="0"/>
+          <w:numId w:val="21"/>
+        </w:numPr>
+        <w:spacing w:after="0" w:line="240" w:lineRule="auto"/>
+      </w:pPr>
+      <w:r>
+        <w:t xml:space="preserve">Spot </w:t>
+      </w:r>
+      <w:r>
+        <w:rPr>
+          <w:b/>
+          <w:bCs/>
+        </w:rPr>
+        <w:t>missing entries</w:t>
+      </w:r>
+      <w:r>
+        <w:t xml:space="preserve"> (e.g., an interview email with no matching job record)</w:t>
+      </w:r>
+    </w:p>
+    <w:p>
+      <w:pPr>
+        <w:numPr>
+          <w:ilvl w:val="0"/>
+          <w:numId w:val="21"/>
+        </w:numPr>
+        <w:spacing w:after="0" w:line="240" w:lineRule="auto"/>
+      </w:pPr>
+      <w:r>
+        <w:t>Update statuses across the Main Table and Under</w:t>
+      </w:r>
+      <w:r>
+        <w:noBreakHyphen/>
+        <w:t>93 Table</w:t>
+      </w:r>
+    </w:p>
+    <w:p>
+      <w:pPr>
+        <w:numPr>
+          <w:ilvl w:val="0"/>
+          <w:numId w:val="21"/>
+        </w:numPr>
+        <w:spacing w:after="0" w:line="240" w:lineRule="auto"/>
+      </w:pPr>
+      <w:r>
+        <w:t>Create placeholder rows when something is missing</w:t>
+      </w:r>
+    </w:p>
+    <w:p>
+      <w:pPr>
+        <w:numPr>
+          <w:ilvl w:val="0"/>
+          <w:numId w:val="21"/>
+        </w:numPr>
+        <w:spacing w:after="0" w:line="240" w:lineRule="auto"/>
+      </w:pPr>
+      <w:r>
+        <w:t>Add notes explaining what changed and why</w:t>
+      </w:r>
+    </w:p>
+    <w:p>
+      <w:pPr>
+        <w:spacing w:after="0" w:line="240" w:lineRule="auto"/>
+      </w:pPr>
+      <w:r>
+        <w:t xml:space="preserve">In short, these CSVs are the </w:t>
+      </w:r>
+      <w:r>
+        <w:rPr>
+          <w:b/>
+          <w:bCs/>
+        </w:rPr>
+        <w:t>evidence</w:t>
+      </w:r>
+      <w:r>
+        <w:t xml:space="preserve"> the system uses to keep your job search progress accurate and up</w:t>
+      </w:r>
+      <w:r>
+        <w:noBreakHyphen/>
+        <w:t>to</w:t>
+      </w:r>
+      <w:r>
+        <w:noBreakHyphen/>
+        <w:t>date.</w:t>
+      </w:r>
+    </w:p>
+    <w:p>
+      <w:pPr>
+        <w:spacing w:after="0" w:line="240" w:lineRule="auto"/>
+      </w:pPr>
+    </w:p>
+    <w:p>
+      <w:pPr>
+        <w:spacing w:after="0" w:line="240" w:lineRule="auto"/>
+        <w:rPr>
+          <w:b/>
+          <w:bCs/>
+        </w:rPr>
+      </w:pPr>
+      <w:r>
+        <w:rPr>
+          <w:rFonts w:ascii="Segoe UI Emoji" w:hAnsi="Segoe UI Emoji" w:cs="Segoe UI Emoji"/>
+          <w:b/>
+          <w:bCs/>
+        </w:rPr>
+        <w:t xml:space="preserve">Warning </w:t>
+      </w:r>
+      <w:r>
+        <w:rPr>
+          <w:b/>
+          <w:bCs/>
+        </w:rPr>
+        <w:t>File Size Limit (Outlook Constraint)</w:t>
+      </w:r>
+    </w:p>
+    <w:p>
+      <w:pPr>
+        <w:spacing w:after="0" w:line="240" w:lineRule="auto"/>
+      </w:pPr>
+      <w:r>
+        <w:t xml:space="preserve">Outlook imposes a </w:t>
+      </w:r>
+      <w:r>
+        <w:rPr>
+          <w:b/>
+          <w:bCs/>
+        </w:rPr>
+        <w:t>maximum file size limit</w:t>
+      </w:r>
+      <w:r>
+        <w:t xml:space="preserve"> on CSV exports. The exact limit is </w:t>
+      </w:r>
+      <w:r>
+        <w:t>unknown</w:t>
+      </w:r>
+      <w:r>
+        <w:t>, but in practice:</w:t>
+      </w:r>
+    </w:p>
+    <w:p>
+      <w:pPr>
+        <w:numPr>
+          <w:ilvl w:val="0"/>
+          <w:numId w:val="22"/>
+        </w:numPr>
+        <w:spacing w:after="0" w:line="240" w:lineRule="auto"/>
+      </w:pPr>
+      <w:r>
+        <w:t>Large tracking histories may exceed the limit</w:t>
+      </w:r>
+    </w:p>
+    <w:p>
+      <w:pPr>
+        <w:numPr>
+          <w:ilvl w:val="0"/>
+          <w:numId w:val="22"/>
+        </w:numPr>
+        <w:spacing w:after="0" w:line="240" w:lineRule="auto"/>
+      </w:pPr>
+      <w:r>
+        <w:t>Outlook may refuse to export or attach oversized CSVs</w:t>
+      </w:r>
+    </w:p>
+    <w:p>
+      <w:pPr>
+        <w:numPr>
+          <w:ilvl w:val="0"/>
+          <w:numId w:val="22"/>
+        </w:numPr>
+        <w:spacing w:after="0" w:line="240" w:lineRule="auto"/>
+      </w:pPr>
+      <w:r>
+        <w:t>The ATS Engine may not be able to ingest a file that is too large</w:t>
+      </w:r>
+    </w:p>
+    <w:p>
+      <w:pPr>
+        <w:spacing w:after="0" w:line="240" w:lineRule="auto"/>
+      </w:pPr>
+    </w:p>
+    <w:p>
+      <w:pPr>
+        <w:spacing w:after="0" w:line="240" w:lineRule="auto"/>
+        <w:rPr>
+          <w:b/>
+          <w:bCs/>
+        </w:rPr>
+      </w:pPr>
+      <w:r>
+        <w:rPr>
+          <w:b/>
+          <w:bCs/>
+        </w:rPr>
+        <w:t>Solution</w:t>
+      </w:r>
+    </w:p>
+    <w:p>
+      <w:pPr>
+        <w:spacing w:after="0" w:line="240" w:lineRule="auto"/>
+      </w:pPr>
+      <w:r>
+        <w:t>To avoid this:</w:t>
+      </w:r>
+    </w:p>
+    <w:p>
+      <w:pPr>
+        <w:numPr>
+          <w:ilvl w:val="0"/>
+          <w:numId w:val="23"/>
+        </w:numPr>
+        <w:spacing w:after="0" w:line="240" w:lineRule="auto"/>
+      </w:pPr>
+      <w:r>
+        <w:t xml:space="preserve">Large CSVs must be </w:t>
+      </w:r>
+      <w:r>
+        <w:rPr>
+          <w:b/>
+          <w:bCs/>
+        </w:rPr>
+        <w:t>split into smaller files</w:t>
+      </w:r>
+    </w:p>
+    <w:p>
+      <w:pPr>
+        <w:numPr>
+          <w:ilvl w:val="0"/>
+          <w:numId w:val="23"/>
+        </w:numPr>
+        <w:spacing w:after="0" w:line="240" w:lineRule="auto"/>
+      </w:pPr>
+      <w:r>
+        <w:t>Each segment is uploaded separately</w:t>
+      </w:r>
+    </w:p>
+    <w:p>
+      <w:pPr>
+        <w:numPr>
+          <w:ilvl w:val="0"/>
+          <w:numId w:val="23"/>
+        </w:numPr>
+        <w:spacing w:after="0" w:line="240" w:lineRule="auto"/>
+      </w:pPr>
+      <w:r>
+        <w:t>The ATS Engine merges and processes them automatically</w:t>
+      </w:r>
+    </w:p>
+    <w:p>
+      <w:pPr>
+        <w:spacing w:after="0" w:line="240" w:lineRule="auto"/>
+      </w:pPr>
+      <w:r>
+        <w:t>This ensures the system can always read your progress data without corruption or loss.</w:t>
       </w:r>
     </w:p>
     <w:p>
@@ -889,6 +2164,453 @@
     </w:lvl>
   </w:abstractNum>
   <w:abstractNum w:abstractNumId="1" w15:restartNumberingAfterBreak="0">
+    <w:nsid w:val="0EEE0465"/>
+    <w:multiLevelType w:val="multilevel"/>
+    <w:tmpl w:val="AAD42F7E"/>
+    <w:lvl w:ilvl="0">
+      <w:start w:val="1"/>
+      <w:numFmt w:val="bullet"/>
+      <w:lvlText w:val=""/>
+      <w:lvlJc w:val="left"/>
+      <w:pPr>
+        <w:tabs>
+          <w:tab w:val="num" w:pos="720"/>
+        </w:tabs>
+        <w:ind w:left="720" w:hanging="360"/>
+      </w:pPr>
+      <w:rPr>
+        <w:rFonts w:ascii="Symbol" w:hAnsi="Symbol" w:hint="default"/>
+        <w:sz w:val="20"/>
+      </w:rPr>
+    </w:lvl>
+    <w:lvl w:ilvl="1" w:tentative="1">
+      <w:start w:val="1"/>
+      <w:numFmt w:val="bullet"/>
+      <w:lvlText w:val="o"/>
+      <w:lvlJc w:val="left"/>
+      <w:pPr>
+        <w:tabs>
+          <w:tab w:val="num" w:pos="1440"/>
+        </w:tabs>
+        <w:ind w:left="1440" w:hanging="360"/>
+      </w:pPr>
+      <w:rPr>
+        <w:rFonts w:ascii="Courier New" w:hAnsi="Courier New" w:hint="default"/>
+        <w:sz w:val="20"/>
+      </w:rPr>
+    </w:lvl>
+    <w:lvl w:ilvl="2" w:tentative="1">
+      <w:start w:val="1"/>
+      <w:numFmt w:val="bullet"/>
+      <w:lvlText w:val=""/>
+      <w:lvlJc w:val="left"/>
+      <w:pPr>
+        <w:tabs>
+          <w:tab w:val="num" w:pos="2160"/>
+        </w:tabs>
+        <w:ind w:left="2160" w:hanging="360"/>
+      </w:pPr>
+      <w:rPr>
+        <w:rFonts w:ascii="Wingdings" w:hAnsi="Wingdings" w:hint="default"/>
+        <w:sz w:val="20"/>
+      </w:rPr>
+    </w:lvl>
+    <w:lvl w:ilvl="3" w:tentative="1">
+      <w:start w:val="1"/>
+      <w:numFmt w:val="bullet"/>
+      <w:lvlText w:val=""/>
+      <w:lvlJc w:val="left"/>
+      <w:pPr>
+        <w:tabs>
+          <w:tab w:val="num" w:pos="2880"/>
+        </w:tabs>
+        <w:ind w:left="2880" w:hanging="360"/>
+      </w:pPr>
+      <w:rPr>
+        <w:rFonts w:ascii="Wingdings" w:hAnsi="Wingdings" w:hint="default"/>
+        <w:sz w:val="20"/>
+      </w:rPr>
+    </w:lvl>
+    <w:lvl w:ilvl="4" w:tentative="1">
+      <w:start w:val="1"/>
+      <w:numFmt w:val="bullet"/>
+      <w:lvlText w:val=""/>
+      <w:lvlJc w:val="left"/>
+      <w:pPr>
+        <w:tabs>
+          <w:tab w:val="num" w:pos="3600"/>
+        </w:tabs>
+        <w:ind w:left="3600" w:hanging="360"/>
+      </w:pPr>
+      <w:rPr>
+        <w:rFonts w:ascii="Wingdings" w:hAnsi="Wingdings" w:hint="default"/>
+        <w:sz w:val="20"/>
+      </w:rPr>
+    </w:lvl>
+    <w:lvl w:ilvl="5" w:tentative="1">
+      <w:start w:val="1"/>
+      <w:numFmt w:val="bullet"/>
+      <w:lvlText w:val=""/>
+      <w:lvlJc w:val="left"/>
+      <w:pPr>
+        <w:tabs>
+          <w:tab w:val="num" w:pos="4320"/>
+        </w:tabs>
+        <w:ind w:left="4320" w:hanging="360"/>
+      </w:pPr>
+      <w:rPr>
+        <w:rFonts w:ascii="Wingdings" w:hAnsi="Wingdings" w:hint="default"/>
+        <w:sz w:val="20"/>
+      </w:rPr>
+    </w:lvl>
+    <w:lvl w:ilvl="6" w:tentative="1">
+      <w:start w:val="1"/>
+      <w:numFmt w:val="bullet"/>
+      <w:lvlText w:val=""/>
+      <w:lvlJc w:val="left"/>
+      <w:pPr>
+        <w:tabs>
+          <w:tab w:val="num" w:pos="5040"/>
+        </w:tabs>
+        <w:ind w:left="5040" w:hanging="360"/>
+      </w:pPr>
+      <w:rPr>
+        <w:rFonts w:ascii="Wingdings" w:hAnsi="Wingdings" w:hint="default"/>
+        <w:sz w:val="20"/>
+      </w:rPr>
+    </w:lvl>
+    <w:lvl w:ilvl="7" w:tentative="1">
+      <w:start w:val="1"/>
+      <w:numFmt w:val="bullet"/>
+      <w:lvlText w:val=""/>
+      <w:lvlJc w:val="left"/>
+      <w:pPr>
+        <w:tabs>
+          <w:tab w:val="num" w:pos="5760"/>
+        </w:tabs>
+        <w:ind w:left="5760" w:hanging="360"/>
+      </w:pPr>
+      <w:rPr>
+        <w:rFonts w:ascii="Wingdings" w:hAnsi="Wingdings" w:hint="default"/>
+        <w:sz w:val="20"/>
+      </w:rPr>
+    </w:lvl>
+    <w:lvl w:ilvl="8" w:tentative="1">
+      <w:start w:val="1"/>
+      <w:numFmt w:val="bullet"/>
+      <w:lvlText w:val=""/>
+      <w:lvlJc w:val="left"/>
+      <w:pPr>
+        <w:tabs>
+          <w:tab w:val="num" w:pos="6480"/>
+        </w:tabs>
+        <w:ind w:left="6480" w:hanging="360"/>
+      </w:pPr>
+      <w:rPr>
+        <w:rFonts w:ascii="Wingdings" w:hAnsi="Wingdings" w:hint="default"/>
+        <w:sz w:val="20"/>
+      </w:rPr>
+    </w:lvl>
+  </w:abstractNum>
+  <w:abstractNum w:abstractNumId="2" w15:restartNumberingAfterBreak="0">
+    <w:nsid w:val="16CE7F35"/>
+    <w:multiLevelType w:val="multilevel"/>
+    <w:tmpl w:val="C3E0DD58"/>
+    <w:lvl w:ilvl="0">
+      <w:start w:val="1"/>
+      <w:numFmt w:val="bullet"/>
+      <w:lvlText w:val=""/>
+      <w:lvlJc w:val="left"/>
+      <w:pPr>
+        <w:tabs>
+          <w:tab w:val="num" w:pos="720"/>
+        </w:tabs>
+        <w:ind w:left="720" w:hanging="360"/>
+      </w:pPr>
+      <w:rPr>
+        <w:rFonts w:ascii="Symbol" w:hAnsi="Symbol" w:hint="default"/>
+        <w:sz w:val="20"/>
+      </w:rPr>
+    </w:lvl>
+    <w:lvl w:ilvl="1" w:tentative="1">
+      <w:start w:val="1"/>
+      <w:numFmt w:val="bullet"/>
+      <w:lvlText w:val="o"/>
+      <w:lvlJc w:val="left"/>
+      <w:pPr>
+        <w:tabs>
+          <w:tab w:val="num" w:pos="1440"/>
+        </w:tabs>
+        <w:ind w:left="1440" w:hanging="360"/>
+      </w:pPr>
+      <w:rPr>
+        <w:rFonts w:ascii="Courier New" w:hAnsi="Courier New" w:hint="default"/>
+        <w:sz w:val="20"/>
+      </w:rPr>
+    </w:lvl>
+    <w:lvl w:ilvl="2" w:tentative="1">
+      <w:start w:val="1"/>
+      <w:numFmt w:val="bullet"/>
+      <w:lvlText w:val=""/>
+      <w:lvlJc w:val="left"/>
+      <w:pPr>
+        <w:tabs>
+          <w:tab w:val="num" w:pos="2160"/>
+        </w:tabs>
+        <w:ind w:left="2160" w:hanging="360"/>
+      </w:pPr>
+      <w:rPr>
+        <w:rFonts w:ascii="Wingdings" w:hAnsi="Wingdings" w:hint="default"/>
+        <w:sz w:val="20"/>
+      </w:rPr>
+    </w:lvl>
+    <w:lvl w:ilvl="3" w:tentative="1">
+      <w:start w:val="1"/>
+      <w:numFmt w:val="bullet"/>
+      <w:lvlText w:val=""/>
+      <w:lvlJc w:val="left"/>
+      <w:pPr>
+        <w:tabs>
+          <w:tab w:val="num" w:pos="2880"/>
+        </w:tabs>
+        <w:ind w:left="2880" w:hanging="360"/>
+      </w:pPr>
+      <w:rPr>
+        <w:rFonts w:ascii="Wingdings" w:hAnsi="Wingdings" w:hint="default"/>
+        <w:sz w:val="20"/>
+      </w:rPr>
+    </w:lvl>
+    <w:lvl w:ilvl="4" w:tentative="1">
+      <w:start w:val="1"/>
+      <w:numFmt w:val="bullet"/>
+      <w:lvlText w:val=""/>
+      <w:lvlJc w:val="left"/>
+      <w:pPr>
+        <w:tabs>
+          <w:tab w:val="num" w:pos="3600"/>
+        </w:tabs>
+        <w:ind w:left="3600" w:hanging="360"/>
+      </w:pPr>
+      <w:rPr>
+        <w:rFonts w:ascii="Wingdings" w:hAnsi="Wingdings" w:hint="default"/>
+        <w:sz w:val="20"/>
+      </w:rPr>
+    </w:lvl>
+    <w:lvl w:ilvl="5" w:tentative="1">
+      <w:start w:val="1"/>
+      <w:numFmt w:val="bullet"/>
+      <w:lvlText w:val=""/>
+      <w:lvlJc w:val="left"/>
+      <w:pPr>
+        <w:tabs>
+          <w:tab w:val="num" w:pos="4320"/>
+        </w:tabs>
+        <w:ind w:left="4320" w:hanging="360"/>
+      </w:pPr>
+      <w:rPr>
+        <w:rFonts w:ascii="Wingdings" w:hAnsi="Wingdings" w:hint="default"/>
+        <w:sz w:val="20"/>
+      </w:rPr>
+    </w:lvl>
+    <w:lvl w:ilvl="6" w:tentative="1">
+      <w:start w:val="1"/>
+      <w:numFmt w:val="bullet"/>
+      <w:lvlText w:val=""/>
+      <w:lvlJc w:val="left"/>
+      <w:pPr>
+        <w:tabs>
+          <w:tab w:val="num" w:pos="5040"/>
+        </w:tabs>
+        <w:ind w:left="5040" w:hanging="360"/>
+      </w:pPr>
+      <w:rPr>
+        <w:rFonts w:ascii="Wingdings" w:hAnsi="Wingdings" w:hint="default"/>
+        <w:sz w:val="20"/>
+      </w:rPr>
+    </w:lvl>
+    <w:lvl w:ilvl="7" w:tentative="1">
+      <w:start w:val="1"/>
+      <w:numFmt w:val="bullet"/>
+      <w:lvlText w:val=""/>
+      <w:lvlJc w:val="left"/>
+      <w:pPr>
+        <w:tabs>
+          <w:tab w:val="num" w:pos="5760"/>
+        </w:tabs>
+        <w:ind w:left="5760" w:hanging="360"/>
+      </w:pPr>
+      <w:rPr>
+        <w:rFonts w:ascii="Wingdings" w:hAnsi="Wingdings" w:hint="default"/>
+        <w:sz w:val="20"/>
+      </w:rPr>
+    </w:lvl>
+    <w:lvl w:ilvl="8" w:tentative="1">
+      <w:start w:val="1"/>
+      <w:numFmt w:val="bullet"/>
+      <w:lvlText w:val=""/>
+      <w:lvlJc w:val="left"/>
+      <w:pPr>
+        <w:tabs>
+          <w:tab w:val="num" w:pos="6480"/>
+        </w:tabs>
+        <w:ind w:left="6480" w:hanging="360"/>
+      </w:pPr>
+      <w:rPr>
+        <w:rFonts w:ascii="Wingdings" w:hAnsi="Wingdings" w:hint="default"/>
+        <w:sz w:val="20"/>
+      </w:rPr>
+    </w:lvl>
+  </w:abstractNum>
+  <w:abstractNum w:abstractNumId="3" w15:restartNumberingAfterBreak="0">
+    <w:nsid w:val="1CAB06BE"/>
+    <w:multiLevelType w:val="multilevel"/>
+    <w:tmpl w:val="A8AC41BC"/>
+    <w:lvl w:ilvl="0">
+      <w:start w:val="1"/>
+      <w:numFmt w:val="bullet"/>
+      <w:lvlText w:val=""/>
+      <w:lvlJc w:val="left"/>
+      <w:pPr>
+        <w:tabs>
+          <w:tab w:val="num" w:pos="720"/>
+        </w:tabs>
+        <w:ind w:left="720" w:hanging="360"/>
+      </w:pPr>
+      <w:rPr>
+        <w:rFonts w:ascii="Symbol" w:hAnsi="Symbol" w:hint="default"/>
+        <w:sz w:val="20"/>
+      </w:rPr>
+    </w:lvl>
+    <w:lvl w:ilvl="1" w:tentative="1">
+      <w:start w:val="1"/>
+      <w:numFmt w:val="bullet"/>
+      <w:lvlText w:val="o"/>
+      <w:lvlJc w:val="left"/>
+      <w:pPr>
+        <w:tabs>
+          <w:tab w:val="num" w:pos="1440"/>
+        </w:tabs>
+        <w:ind w:left="1440" w:hanging="360"/>
+      </w:pPr>
+      <w:rPr>
+        <w:rFonts w:ascii="Courier New" w:hAnsi="Courier New" w:hint="default"/>
+        <w:sz w:val="20"/>
+      </w:rPr>
+    </w:lvl>
+    <w:lvl w:ilvl="2" w:tentative="1">
+      <w:start w:val="1"/>
+      <w:numFmt w:val="bullet"/>
+      <w:lvlText w:val=""/>
+      <w:lvlJc w:val="left"/>
+      <w:pPr>
+        <w:tabs>
+          <w:tab w:val="num" w:pos="2160"/>
+        </w:tabs>
+        <w:ind w:left="2160" w:hanging="360"/>
+      </w:pPr>
+      <w:rPr>
+        <w:rFonts w:ascii="Wingdings" w:hAnsi="Wingdings" w:hint="default"/>
+        <w:sz w:val="20"/>
+      </w:rPr>
+    </w:lvl>
+    <w:lvl w:ilvl="3" w:tentative="1">
+      <w:start w:val="1"/>
+      <w:numFmt w:val="bullet"/>
+      <w:lvlText w:val=""/>
+      <w:lvlJc w:val="left"/>
+      <w:pPr>
+        <w:tabs>
+          <w:tab w:val="num" w:pos="2880"/>
+        </w:tabs>
+        <w:ind w:left="2880" w:hanging="360"/>
+      </w:pPr>
+      <w:rPr>
+        <w:rFonts w:ascii="Wingdings" w:hAnsi="Wingdings" w:hint="default"/>
+        <w:sz w:val="20"/>
+      </w:rPr>
+    </w:lvl>
+    <w:lvl w:ilvl="4" w:tentative="1">
+      <w:start w:val="1"/>
+      <w:numFmt w:val="bullet"/>
+      <w:lvlText w:val=""/>
+      <w:lvlJc w:val="left"/>
+      <w:pPr>
+        <w:tabs>
+          <w:tab w:val="num" w:pos="3600"/>
+        </w:tabs>
+        <w:ind w:left="3600" w:hanging="360"/>
+      </w:pPr>
+      <w:rPr>
+        <w:rFonts w:ascii="Wingdings" w:hAnsi="Wingdings" w:hint="default"/>
+        <w:sz w:val="20"/>
+      </w:rPr>
+    </w:lvl>
+    <w:lvl w:ilvl="5" w:tentative="1">
+      <w:start w:val="1"/>
+      <w:numFmt w:val="bullet"/>
+      <w:lvlText w:val=""/>
+      <w:lvlJc w:val="left"/>
+      <w:pPr>
+        <w:tabs>
+          <w:tab w:val="num" w:pos="4320"/>
+        </w:tabs>
+        <w:ind w:left="4320" w:hanging="360"/>
+      </w:pPr>
+      <w:rPr>
+        <w:rFonts w:ascii="Wingdings" w:hAnsi="Wingdings" w:hint="default"/>
+        <w:sz w:val="20"/>
+      </w:rPr>
+    </w:lvl>
+    <w:lvl w:ilvl="6" w:tentative="1">
+      <w:start w:val="1"/>
+      <w:numFmt w:val="bullet"/>
+      <w:lvlText w:val=""/>
+      <w:lvlJc w:val="left"/>
+      <w:pPr>
+        <w:tabs>
+          <w:tab w:val="num" w:pos="5040"/>
+        </w:tabs>
+        <w:ind w:left="5040" w:hanging="360"/>
+      </w:pPr>
+      <w:rPr>
+        <w:rFonts w:ascii="Wingdings" w:hAnsi="Wingdings" w:hint="default"/>
+        <w:sz w:val="20"/>
+      </w:rPr>
+    </w:lvl>
+    <w:lvl w:ilvl="7" w:tentative="1">
+      <w:start w:val="1"/>
+      <w:numFmt w:val="bullet"/>
+      <w:lvlText w:val=""/>
+      <w:lvlJc w:val="left"/>
+      <w:pPr>
+        <w:tabs>
+          <w:tab w:val="num" w:pos="5760"/>
+        </w:tabs>
+        <w:ind w:left="5760" w:hanging="360"/>
+      </w:pPr>
+      <w:rPr>
+        <w:rFonts w:ascii="Wingdings" w:hAnsi="Wingdings" w:hint="default"/>
+        <w:sz w:val="20"/>
+      </w:rPr>
+    </w:lvl>
+    <w:lvl w:ilvl="8" w:tentative="1">
+      <w:start w:val="1"/>
+      <w:numFmt w:val="bullet"/>
+      <w:lvlText w:val=""/>
+      <w:lvlJc w:val="left"/>
+      <w:pPr>
+        <w:tabs>
+          <w:tab w:val="num" w:pos="6480"/>
+        </w:tabs>
+        <w:ind w:left="6480" w:hanging="360"/>
+      </w:pPr>
+      <w:rPr>
+        <w:rFonts w:ascii="Wingdings" w:hAnsi="Wingdings" w:hint="default"/>
+        <w:sz w:val="20"/>
+      </w:rPr>
+    </w:lvl>
+  </w:abstractNum>
+  <w:abstractNum w:abstractNumId="4" w15:restartNumberingAfterBreak="0">
     <w:nsid w:val="200346D5"/>
     <w:multiLevelType w:val="multilevel"/>
     <w:tmpl w:val="27EE5C50"/>
@@ -1037,7 +2759,156 @@
       </w:rPr>
     </w:lvl>
   </w:abstractNum>
-  <w:abstractNum w:abstractNumId="2" w15:restartNumberingAfterBreak="0">
+  <w:abstractNum w:abstractNumId="5" w15:restartNumberingAfterBreak="0">
+    <w:nsid w:val="2AC33C2C"/>
+    <w:multiLevelType w:val="multilevel"/>
+    <w:tmpl w:val="53AC87EE"/>
+    <w:lvl w:ilvl="0">
+      <w:start w:val="1"/>
+      <w:numFmt w:val="bullet"/>
+      <w:lvlText w:val=""/>
+      <w:lvlJc w:val="left"/>
+      <w:pPr>
+        <w:tabs>
+          <w:tab w:val="num" w:pos="720"/>
+        </w:tabs>
+        <w:ind w:left="720" w:hanging="360"/>
+      </w:pPr>
+      <w:rPr>
+        <w:rFonts w:ascii="Symbol" w:hAnsi="Symbol" w:hint="default"/>
+        <w:sz w:val="20"/>
+      </w:rPr>
+    </w:lvl>
+    <w:lvl w:ilvl="1" w:tentative="1">
+      <w:start w:val="1"/>
+      <w:numFmt w:val="bullet"/>
+      <w:lvlText w:val="o"/>
+      <w:lvlJc w:val="left"/>
+      <w:pPr>
+        <w:tabs>
+          <w:tab w:val="num" w:pos="1440"/>
+        </w:tabs>
+        <w:ind w:left="1440" w:hanging="360"/>
+      </w:pPr>
+      <w:rPr>
+        <w:rFonts w:ascii="Courier New" w:hAnsi="Courier New" w:hint="default"/>
+        <w:sz w:val="20"/>
+      </w:rPr>
+    </w:lvl>
+    <w:lvl w:ilvl="2" w:tentative="1">
+      <w:start w:val="1"/>
+      <w:numFmt w:val="bullet"/>
+      <w:lvlText w:val=""/>
+      <w:lvlJc w:val="left"/>
+      <w:pPr>
+        <w:tabs>
+          <w:tab w:val="num" w:pos="2160"/>
+        </w:tabs>
+        <w:ind w:left="2160" w:hanging="360"/>
+      </w:pPr>
+      <w:rPr>
+        <w:rFonts w:ascii="Wingdings" w:hAnsi="Wingdings" w:hint="default"/>
+        <w:sz w:val="20"/>
+      </w:rPr>
+    </w:lvl>
+    <w:lvl w:ilvl="3" w:tentative="1">
+      <w:start w:val="1"/>
+      <w:numFmt w:val="bullet"/>
+      <w:lvlText w:val=""/>
+      <w:lvlJc w:val="left"/>
+      <w:pPr>
+        <w:tabs>
+          <w:tab w:val="num" w:pos="2880"/>
+        </w:tabs>
+        <w:ind w:left="2880" w:hanging="360"/>
+      </w:pPr>
+      <w:rPr>
+        <w:rFonts w:ascii="Wingdings" w:hAnsi="Wingdings" w:hint="default"/>
+        <w:sz w:val="20"/>
+      </w:rPr>
+    </w:lvl>
+    <w:lvl w:ilvl="4" w:tentative="1">
+      <w:start w:val="1"/>
+      <w:numFmt w:val="bullet"/>
+      <w:lvlText w:val=""/>
+      <w:lvlJc w:val="left"/>
+      <w:pPr>
+        <w:tabs>
+          <w:tab w:val="num" w:pos="3600"/>
+        </w:tabs>
+        <w:ind w:left="3600" w:hanging="360"/>
+      </w:pPr>
+      <w:rPr>
+        <w:rFonts w:ascii="Wingdings" w:hAnsi="Wingdings" w:hint="default"/>
+        <w:sz w:val="20"/>
+      </w:rPr>
+    </w:lvl>
+    <w:lvl w:ilvl="5" w:tentative="1">
+      <w:start w:val="1"/>
+      <w:numFmt w:val="bullet"/>
+      <w:lvlText w:val=""/>
+      <w:lvlJc w:val="left"/>
+      <w:pPr>
+        <w:tabs>
+          <w:tab w:val="num" w:pos="4320"/>
+        </w:tabs>
+        <w:ind w:left="4320" w:hanging="360"/>
+      </w:pPr>
+      <w:rPr>
+        <w:rFonts w:ascii="Wingdings" w:hAnsi="Wingdings" w:hint="default"/>
+        <w:sz w:val="20"/>
+      </w:rPr>
+    </w:lvl>
+    <w:lvl w:ilvl="6" w:tentative="1">
+      <w:start w:val="1"/>
+      <w:numFmt w:val="bullet"/>
+      <w:lvlText w:val=""/>
+      <w:lvlJc w:val="left"/>
+      <w:pPr>
+        <w:tabs>
+          <w:tab w:val="num" w:pos="5040"/>
+        </w:tabs>
+        <w:ind w:left="5040" w:hanging="360"/>
+      </w:pPr>
+      <w:rPr>
+        <w:rFonts w:ascii="Wingdings" w:hAnsi="Wingdings" w:hint="default"/>
+        <w:sz w:val="20"/>
+      </w:rPr>
+    </w:lvl>
+    <w:lvl w:ilvl="7" w:tentative="1">
+      <w:start w:val="1"/>
+      <w:numFmt w:val="bullet"/>
+      <w:lvlText w:val=""/>
+      <w:lvlJc w:val="left"/>
+      <w:pPr>
+        <w:tabs>
+          <w:tab w:val="num" w:pos="5760"/>
+        </w:tabs>
+        <w:ind w:left="5760" w:hanging="360"/>
+      </w:pPr>
+      <w:rPr>
+        <w:rFonts w:ascii="Wingdings" w:hAnsi="Wingdings" w:hint="default"/>
+        <w:sz w:val="20"/>
+      </w:rPr>
+    </w:lvl>
+    <w:lvl w:ilvl="8" w:tentative="1">
+      <w:start w:val="1"/>
+      <w:numFmt w:val="bullet"/>
+      <w:lvlText w:val=""/>
+      <w:lvlJc w:val="left"/>
+      <w:pPr>
+        <w:tabs>
+          <w:tab w:val="num" w:pos="6480"/>
+        </w:tabs>
+        <w:ind w:left="6480" w:hanging="360"/>
+      </w:pPr>
+      <w:rPr>
+        <w:rFonts w:ascii="Wingdings" w:hAnsi="Wingdings" w:hint="default"/>
+        <w:sz w:val="20"/>
+      </w:rPr>
+    </w:lvl>
+  </w:abstractNum>
+  <w:abstractNum w:abstractNumId="6" w15:restartNumberingAfterBreak="0">
     <w:nsid w:val="2C2F3452"/>
     <w:multiLevelType w:val="multilevel"/>
     <w:tmpl w:val="D8C0E34E"/>
@@ -1186,7 +3057,305 @@
       </w:rPr>
     </w:lvl>
   </w:abstractNum>
-  <w:abstractNum w:abstractNumId="3" w15:restartNumberingAfterBreak="0">
+  <w:abstractNum w:abstractNumId="7" w15:restartNumberingAfterBreak="0">
+    <w:nsid w:val="37317E71"/>
+    <w:multiLevelType w:val="multilevel"/>
+    <w:tmpl w:val="09685950"/>
+    <w:lvl w:ilvl="0">
+      <w:start w:val="1"/>
+      <w:numFmt w:val="bullet"/>
+      <w:lvlText w:val=""/>
+      <w:lvlJc w:val="left"/>
+      <w:pPr>
+        <w:tabs>
+          <w:tab w:val="num" w:pos="720"/>
+        </w:tabs>
+        <w:ind w:left="720" w:hanging="360"/>
+      </w:pPr>
+      <w:rPr>
+        <w:rFonts w:ascii="Symbol" w:hAnsi="Symbol" w:hint="default"/>
+        <w:sz w:val="20"/>
+      </w:rPr>
+    </w:lvl>
+    <w:lvl w:ilvl="1" w:tentative="1">
+      <w:start w:val="1"/>
+      <w:numFmt w:val="bullet"/>
+      <w:lvlText w:val="o"/>
+      <w:lvlJc w:val="left"/>
+      <w:pPr>
+        <w:tabs>
+          <w:tab w:val="num" w:pos="1440"/>
+        </w:tabs>
+        <w:ind w:left="1440" w:hanging="360"/>
+      </w:pPr>
+      <w:rPr>
+        <w:rFonts w:ascii="Courier New" w:hAnsi="Courier New" w:hint="default"/>
+        <w:sz w:val="20"/>
+      </w:rPr>
+    </w:lvl>
+    <w:lvl w:ilvl="2" w:tentative="1">
+      <w:start w:val="1"/>
+      <w:numFmt w:val="bullet"/>
+      <w:lvlText w:val=""/>
+      <w:lvlJc w:val="left"/>
+      <w:pPr>
+        <w:tabs>
+          <w:tab w:val="num" w:pos="2160"/>
+        </w:tabs>
+        <w:ind w:left="2160" w:hanging="360"/>
+      </w:pPr>
+      <w:rPr>
+        <w:rFonts w:ascii="Wingdings" w:hAnsi="Wingdings" w:hint="default"/>
+        <w:sz w:val="20"/>
+      </w:rPr>
+    </w:lvl>
+    <w:lvl w:ilvl="3" w:tentative="1">
+      <w:start w:val="1"/>
+      <w:numFmt w:val="bullet"/>
+      <w:lvlText w:val=""/>
+      <w:lvlJc w:val="left"/>
+      <w:pPr>
+        <w:tabs>
+          <w:tab w:val="num" w:pos="2880"/>
+        </w:tabs>
+        <w:ind w:left="2880" w:hanging="360"/>
+      </w:pPr>
+      <w:rPr>
+        <w:rFonts w:ascii="Wingdings" w:hAnsi="Wingdings" w:hint="default"/>
+        <w:sz w:val="20"/>
+      </w:rPr>
+    </w:lvl>
+    <w:lvl w:ilvl="4" w:tentative="1">
+      <w:start w:val="1"/>
+      <w:numFmt w:val="bullet"/>
+      <w:lvlText w:val=""/>
+      <w:lvlJc w:val="left"/>
+      <w:pPr>
+        <w:tabs>
+          <w:tab w:val="num" w:pos="3600"/>
+        </w:tabs>
+        <w:ind w:left="3600" w:hanging="360"/>
+      </w:pPr>
+      <w:rPr>
+        <w:rFonts w:ascii="Wingdings" w:hAnsi="Wingdings" w:hint="default"/>
+        <w:sz w:val="20"/>
+      </w:rPr>
+    </w:lvl>
+    <w:lvl w:ilvl="5" w:tentative="1">
+      <w:start w:val="1"/>
+      <w:numFmt w:val="bullet"/>
+      <w:lvlText w:val=""/>
+      <w:lvlJc w:val="left"/>
+      <w:pPr>
+        <w:tabs>
+          <w:tab w:val="num" w:pos="4320"/>
+        </w:tabs>
+        <w:ind w:left="4320" w:hanging="360"/>
+      </w:pPr>
+      <w:rPr>
+        <w:rFonts w:ascii="Wingdings" w:hAnsi="Wingdings" w:hint="default"/>
+        <w:sz w:val="20"/>
+      </w:rPr>
+    </w:lvl>
+    <w:lvl w:ilvl="6" w:tentative="1">
+      <w:start w:val="1"/>
+      <w:numFmt w:val="bullet"/>
+      <w:lvlText w:val=""/>
+      <w:lvlJc w:val="left"/>
+      <w:pPr>
+        <w:tabs>
+          <w:tab w:val="num" w:pos="5040"/>
+        </w:tabs>
+        <w:ind w:left="5040" w:hanging="360"/>
+      </w:pPr>
+      <w:rPr>
+        <w:rFonts w:ascii="Wingdings" w:hAnsi="Wingdings" w:hint="default"/>
+        <w:sz w:val="20"/>
+      </w:rPr>
+    </w:lvl>
+    <w:lvl w:ilvl="7" w:tentative="1">
+      <w:start w:val="1"/>
+      <w:numFmt w:val="bullet"/>
+      <w:lvlText w:val=""/>
+      <w:lvlJc w:val="left"/>
+      <w:pPr>
+        <w:tabs>
+          <w:tab w:val="num" w:pos="5760"/>
+        </w:tabs>
+        <w:ind w:left="5760" w:hanging="360"/>
+      </w:pPr>
+      <w:rPr>
+        <w:rFonts w:ascii="Wingdings" w:hAnsi="Wingdings" w:hint="default"/>
+        <w:sz w:val="20"/>
+      </w:rPr>
+    </w:lvl>
+    <w:lvl w:ilvl="8" w:tentative="1">
+      <w:start w:val="1"/>
+      <w:numFmt w:val="bullet"/>
+      <w:lvlText w:val=""/>
+      <w:lvlJc w:val="left"/>
+      <w:pPr>
+        <w:tabs>
+          <w:tab w:val="num" w:pos="6480"/>
+        </w:tabs>
+        <w:ind w:left="6480" w:hanging="360"/>
+      </w:pPr>
+      <w:rPr>
+        <w:rFonts w:ascii="Wingdings" w:hAnsi="Wingdings" w:hint="default"/>
+        <w:sz w:val="20"/>
+      </w:rPr>
+    </w:lvl>
+  </w:abstractNum>
+  <w:abstractNum w:abstractNumId="8" w15:restartNumberingAfterBreak="0">
+    <w:nsid w:val="3E7F5B80"/>
+    <w:multiLevelType w:val="multilevel"/>
+    <w:tmpl w:val="EB48C78A"/>
+    <w:lvl w:ilvl="0">
+      <w:start w:val="1"/>
+      <w:numFmt w:val="bullet"/>
+      <w:lvlText w:val=""/>
+      <w:lvlJc w:val="left"/>
+      <w:pPr>
+        <w:tabs>
+          <w:tab w:val="num" w:pos="720"/>
+        </w:tabs>
+        <w:ind w:left="720" w:hanging="360"/>
+      </w:pPr>
+      <w:rPr>
+        <w:rFonts w:ascii="Symbol" w:hAnsi="Symbol" w:hint="default"/>
+        <w:sz w:val="20"/>
+      </w:rPr>
+    </w:lvl>
+    <w:lvl w:ilvl="1" w:tentative="1">
+      <w:start w:val="1"/>
+      <w:numFmt w:val="bullet"/>
+      <w:lvlText w:val="o"/>
+      <w:lvlJc w:val="left"/>
+      <w:pPr>
+        <w:tabs>
+          <w:tab w:val="num" w:pos="1440"/>
+        </w:tabs>
+        <w:ind w:left="1440" w:hanging="360"/>
+      </w:pPr>
+      <w:rPr>
+        <w:rFonts w:ascii="Courier New" w:hAnsi="Courier New" w:hint="default"/>
+        <w:sz w:val="20"/>
+      </w:rPr>
+    </w:lvl>
+    <w:lvl w:ilvl="2" w:tentative="1">
+      <w:start w:val="1"/>
+      <w:numFmt w:val="bullet"/>
+      <w:lvlText w:val=""/>
+      <w:lvlJc w:val="left"/>
+      <w:pPr>
+        <w:tabs>
+          <w:tab w:val="num" w:pos="2160"/>
+        </w:tabs>
+        <w:ind w:left="2160" w:hanging="360"/>
+      </w:pPr>
+      <w:rPr>
+        <w:rFonts w:ascii="Wingdings" w:hAnsi="Wingdings" w:hint="default"/>
+        <w:sz w:val="20"/>
+      </w:rPr>
+    </w:lvl>
+    <w:lvl w:ilvl="3" w:tentative="1">
+      <w:start w:val="1"/>
+      <w:numFmt w:val="bullet"/>
+      <w:lvlText w:val=""/>
+      <w:lvlJc w:val="left"/>
+      <w:pPr>
+        <w:tabs>
+          <w:tab w:val="num" w:pos="2880"/>
+        </w:tabs>
+        <w:ind w:left="2880" w:hanging="360"/>
+      </w:pPr>
+      <w:rPr>
+        <w:rFonts w:ascii="Wingdings" w:hAnsi="Wingdings" w:hint="default"/>
+        <w:sz w:val="20"/>
+      </w:rPr>
+    </w:lvl>
+    <w:lvl w:ilvl="4" w:tentative="1">
+      <w:start w:val="1"/>
+      <w:numFmt w:val="bullet"/>
+      <w:lvlText w:val=""/>
+      <w:lvlJc w:val="left"/>
+      <w:pPr>
+        <w:tabs>
+          <w:tab w:val="num" w:pos="3600"/>
+        </w:tabs>
+        <w:ind w:left="3600" w:hanging="360"/>
+      </w:pPr>
+      <w:rPr>
+        <w:rFonts w:ascii="Wingdings" w:hAnsi="Wingdings" w:hint="default"/>
+        <w:sz w:val="20"/>
+      </w:rPr>
+    </w:lvl>
+    <w:lvl w:ilvl="5" w:tentative="1">
+      <w:start w:val="1"/>
+      <w:numFmt w:val="bullet"/>
+      <w:lvlText w:val=""/>
+      <w:lvlJc w:val="left"/>
+      <w:pPr>
+        <w:tabs>
+          <w:tab w:val="num" w:pos="4320"/>
+        </w:tabs>
+        <w:ind w:left="4320" w:hanging="360"/>
+      </w:pPr>
+      <w:rPr>
+        <w:rFonts w:ascii="Wingdings" w:hAnsi="Wingdings" w:hint="default"/>
+        <w:sz w:val="20"/>
+      </w:rPr>
+    </w:lvl>
+    <w:lvl w:ilvl="6" w:tentative="1">
+      <w:start w:val="1"/>
+      <w:numFmt w:val="bullet"/>
+      <w:lvlText w:val=""/>
+      <w:lvlJc w:val="left"/>
+      <w:pPr>
+        <w:tabs>
+          <w:tab w:val="num" w:pos="5040"/>
+        </w:tabs>
+        <w:ind w:left="5040" w:hanging="360"/>
+      </w:pPr>
+      <w:rPr>
+        <w:rFonts w:ascii="Wingdings" w:hAnsi="Wingdings" w:hint="default"/>
+        <w:sz w:val="20"/>
+      </w:rPr>
+    </w:lvl>
+    <w:lvl w:ilvl="7" w:tentative="1">
+      <w:start w:val="1"/>
+      <w:numFmt w:val="bullet"/>
+      <w:lvlText w:val=""/>
+      <w:lvlJc w:val="left"/>
+      <w:pPr>
+        <w:tabs>
+          <w:tab w:val="num" w:pos="5760"/>
+        </w:tabs>
+        <w:ind w:left="5760" w:hanging="360"/>
+      </w:pPr>
+      <w:rPr>
+        <w:rFonts w:ascii="Wingdings" w:hAnsi="Wingdings" w:hint="default"/>
+        <w:sz w:val="20"/>
+      </w:rPr>
+    </w:lvl>
+    <w:lvl w:ilvl="8" w:tentative="1">
+      <w:start w:val="1"/>
+      <w:numFmt w:val="bullet"/>
+      <w:lvlText w:val=""/>
+      <w:lvlJc w:val="left"/>
+      <w:pPr>
+        <w:tabs>
+          <w:tab w:val="num" w:pos="6480"/>
+        </w:tabs>
+        <w:ind w:left="6480" w:hanging="360"/>
+      </w:pPr>
+      <w:rPr>
+        <w:rFonts w:ascii="Wingdings" w:hAnsi="Wingdings" w:hint="default"/>
+        <w:sz w:val="20"/>
+      </w:rPr>
+    </w:lvl>
+  </w:abstractNum>
+  <w:abstractNum w:abstractNumId="9" w15:restartNumberingAfterBreak="0">
     <w:nsid w:val="41E071DA"/>
     <w:multiLevelType w:val="multilevel"/>
     <w:tmpl w:val="013A8700"/>
@@ -1335,7 +3504,156 @@
       </w:rPr>
     </w:lvl>
   </w:abstractNum>
-  <w:abstractNum w:abstractNumId="4" w15:restartNumberingAfterBreak="0">
+  <w:abstractNum w:abstractNumId="10" w15:restartNumberingAfterBreak="0">
+    <w:nsid w:val="4809332F"/>
+    <w:multiLevelType w:val="multilevel"/>
+    <w:tmpl w:val="814A88A6"/>
+    <w:lvl w:ilvl="0">
+      <w:start w:val="1"/>
+      <w:numFmt w:val="bullet"/>
+      <w:lvlText w:val=""/>
+      <w:lvlJc w:val="left"/>
+      <w:pPr>
+        <w:tabs>
+          <w:tab w:val="num" w:pos="720"/>
+        </w:tabs>
+        <w:ind w:left="720" w:hanging="360"/>
+      </w:pPr>
+      <w:rPr>
+        <w:rFonts w:ascii="Symbol" w:hAnsi="Symbol" w:hint="default"/>
+        <w:sz w:val="20"/>
+      </w:rPr>
+    </w:lvl>
+    <w:lvl w:ilvl="1" w:tentative="1">
+      <w:start w:val="1"/>
+      <w:numFmt w:val="bullet"/>
+      <w:lvlText w:val="o"/>
+      <w:lvlJc w:val="left"/>
+      <w:pPr>
+        <w:tabs>
+          <w:tab w:val="num" w:pos="1440"/>
+        </w:tabs>
+        <w:ind w:left="1440" w:hanging="360"/>
+      </w:pPr>
+      <w:rPr>
+        <w:rFonts w:ascii="Courier New" w:hAnsi="Courier New" w:hint="default"/>
+        <w:sz w:val="20"/>
+      </w:rPr>
+    </w:lvl>
+    <w:lvl w:ilvl="2" w:tentative="1">
+      <w:start w:val="1"/>
+      <w:numFmt w:val="bullet"/>
+      <w:lvlText w:val=""/>
+      <w:lvlJc w:val="left"/>
+      <w:pPr>
+        <w:tabs>
+          <w:tab w:val="num" w:pos="2160"/>
+        </w:tabs>
+        <w:ind w:left="2160" w:hanging="360"/>
+      </w:pPr>
+      <w:rPr>
+        <w:rFonts w:ascii="Wingdings" w:hAnsi="Wingdings" w:hint="default"/>
+        <w:sz w:val="20"/>
+      </w:rPr>
+    </w:lvl>
+    <w:lvl w:ilvl="3" w:tentative="1">
+      <w:start w:val="1"/>
+      <w:numFmt w:val="bullet"/>
+      <w:lvlText w:val=""/>
+      <w:lvlJc w:val="left"/>
+      <w:pPr>
+        <w:tabs>
+          <w:tab w:val="num" w:pos="2880"/>
+        </w:tabs>
+        <w:ind w:left="2880" w:hanging="360"/>
+      </w:pPr>
+      <w:rPr>
+        <w:rFonts w:ascii="Wingdings" w:hAnsi="Wingdings" w:hint="default"/>
+        <w:sz w:val="20"/>
+      </w:rPr>
+    </w:lvl>
+    <w:lvl w:ilvl="4" w:tentative="1">
+      <w:start w:val="1"/>
+      <w:numFmt w:val="bullet"/>
+      <w:lvlText w:val=""/>
+      <w:lvlJc w:val="left"/>
+      <w:pPr>
+        <w:tabs>
+          <w:tab w:val="num" w:pos="3600"/>
+        </w:tabs>
+        <w:ind w:left="3600" w:hanging="360"/>
+      </w:pPr>
+      <w:rPr>
+        <w:rFonts w:ascii="Wingdings" w:hAnsi="Wingdings" w:hint="default"/>
+        <w:sz w:val="20"/>
+      </w:rPr>
+    </w:lvl>
+    <w:lvl w:ilvl="5" w:tentative="1">
+      <w:start w:val="1"/>
+      <w:numFmt w:val="bullet"/>
+      <w:lvlText w:val=""/>
+      <w:lvlJc w:val="left"/>
+      <w:pPr>
+        <w:tabs>
+          <w:tab w:val="num" w:pos="4320"/>
+        </w:tabs>
+        <w:ind w:left="4320" w:hanging="360"/>
+      </w:pPr>
+      <w:rPr>
+        <w:rFonts w:ascii="Wingdings" w:hAnsi="Wingdings" w:hint="default"/>
+        <w:sz w:val="20"/>
+      </w:rPr>
+    </w:lvl>
+    <w:lvl w:ilvl="6" w:tentative="1">
+      <w:start w:val="1"/>
+      <w:numFmt w:val="bullet"/>
+      <w:lvlText w:val=""/>
+      <w:lvlJc w:val="left"/>
+      <w:pPr>
+        <w:tabs>
+          <w:tab w:val="num" w:pos="5040"/>
+        </w:tabs>
+        <w:ind w:left="5040" w:hanging="360"/>
+      </w:pPr>
+      <w:rPr>
+        <w:rFonts w:ascii="Wingdings" w:hAnsi="Wingdings" w:hint="default"/>
+        <w:sz w:val="20"/>
+      </w:rPr>
+    </w:lvl>
+    <w:lvl w:ilvl="7" w:tentative="1">
+      <w:start w:val="1"/>
+      <w:numFmt w:val="bullet"/>
+      <w:lvlText w:val=""/>
+      <w:lvlJc w:val="left"/>
+      <w:pPr>
+        <w:tabs>
+          <w:tab w:val="num" w:pos="5760"/>
+        </w:tabs>
+        <w:ind w:left="5760" w:hanging="360"/>
+      </w:pPr>
+      <w:rPr>
+        <w:rFonts w:ascii="Wingdings" w:hAnsi="Wingdings" w:hint="default"/>
+        <w:sz w:val="20"/>
+      </w:rPr>
+    </w:lvl>
+    <w:lvl w:ilvl="8" w:tentative="1">
+      <w:start w:val="1"/>
+      <w:numFmt w:val="bullet"/>
+      <w:lvlText w:val=""/>
+      <w:lvlJc w:val="left"/>
+      <w:pPr>
+        <w:tabs>
+          <w:tab w:val="num" w:pos="6480"/>
+        </w:tabs>
+        <w:ind w:left="6480" w:hanging="360"/>
+      </w:pPr>
+      <w:rPr>
+        <w:rFonts w:ascii="Wingdings" w:hAnsi="Wingdings" w:hint="default"/>
+        <w:sz w:val="20"/>
+      </w:rPr>
+    </w:lvl>
+  </w:abstractNum>
+  <w:abstractNum w:abstractNumId="11" w15:restartNumberingAfterBreak="0">
     <w:nsid w:val="4E65346F"/>
     <w:multiLevelType w:val="multilevel"/>
     <w:tmpl w:val="8A463744"/>
@@ -1448,7 +3766,7 @@
       </w:pPr>
     </w:lvl>
   </w:abstractNum>
-  <w:abstractNum w:abstractNumId="5" w15:restartNumberingAfterBreak="0">
+  <w:abstractNum w:abstractNumId="12" w15:restartNumberingAfterBreak="0">
     <w:nsid w:val="587D0E6E"/>
     <w:multiLevelType w:val="multilevel"/>
     <w:tmpl w:val="72A45CB4"/>
@@ -1597,7 +3915,156 @@
       </w:rPr>
     </w:lvl>
   </w:abstractNum>
-  <w:abstractNum w:abstractNumId="6" w15:restartNumberingAfterBreak="0">
+  <w:abstractNum w:abstractNumId="13" w15:restartNumberingAfterBreak="0">
+    <w:nsid w:val="5E38556A"/>
+    <w:multiLevelType w:val="multilevel"/>
+    <w:tmpl w:val="0E88E6BA"/>
+    <w:lvl w:ilvl="0">
+      <w:start w:val="1"/>
+      <w:numFmt w:val="bullet"/>
+      <w:lvlText w:val=""/>
+      <w:lvlJc w:val="left"/>
+      <w:pPr>
+        <w:tabs>
+          <w:tab w:val="num" w:pos="720"/>
+        </w:tabs>
+        <w:ind w:left="720" w:hanging="360"/>
+      </w:pPr>
+      <w:rPr>
+        <w:rFonts w:ascii="Symbol" w:hAnsi="Symbol" w:hint="default"/>
+        <w:sz w:val="20"/>
+      </w:rPr>
+    </w:lvl>
+    <w:lvl w:ilvl="1" w:tentative="1">
+      <w:start w:val="1"/>
+      <w:numFmt w:val="bullet"/>
+      <w:lvlText w:val="o"/>
+      <w:lvlJc w:val="left"/>
+      <w:pPr>
+        <w:tabs>
+          <w:tab w:val="num" w:pos="1440"/>
+        </w:tabs>
+        <w:ind w:left="1440" w:hanging="360"/>
+      </w:pPr>
+      <w:rPr>
+        <w:rFonts w:ascii="Courier New" w:hAnsi="Courier New" w:hint="default"/>
+        <w:sz w:val="20"/>
+      </w:rPr>
+    </w:lvl>
+    <w:lvl w:ilvl="2" w:tentative="1">
+      <w:start w:val="1"/>
+      <w:numFmt w:val="bullet"/>
+      <w:lvlText w:val=""/>
+      <w:lvlJc w:val="left"/>
+      <w:pPr>
+        <w:tabs>
+          <w:tab w:val="num" w:pos="2160"/>
+        </w:tabs>
+        <w:ind w:left="2160" w:hanging="360"/>
+      </w:pPr>
+      <w:rPr>
+        <w:rFonts w:ascii="Wingdings" w:hAnsi="Wingdings" w:hint="default"/>
+        <w:sz w:val="20"/>
+      </w:rPr>
+    </w:lvl>
+    <w:lvl w:ilvl="3" w:tentative="1">
+      <w:start w:val="1"/>
+      <w:numFmt w:val="bullet"/>
+      <w:lvlText w:val=""/>
+      <w:lvlJc w:val="left"/>
+      <w:pPr>
+        <w:tabs>
+          <w:tab w:val="num" w:pos="2880"/>
+        </w:tabs>
+        <w:ind w:left="2880" w:hanging="360"/>
+      </w:pPr>
+      <w:rPr>
+        <w:rFonts w:ascii="Wingdings" w:hAnsi="Wingdings" w:hint="default"/>
+        <w:sz w:val="20"/>
+      </w:rPr>
+    </w:lvl>
+    <w:lvl w:ilvl="4" w:tentative="1">
+      <w:start w:val="1"/>
+      <w:numFmt w:val="bullet"/>
+      <w:lvlText w:val=""/>
+      <w:lvlJc w:val="left"/>
+      <w:pPr>
+        <w:tabs>
+          <w:tab w:val="num" w:pos="3600"/>
+        </w:tabs>
+        <w:ind w:left="3600" w:hanging="360"/>
+      </w:pPr>
+      <w:rPr>
+        <w:rFonts w:ascii="Wingdings" w:hAnsi="Wingdings" w:hint="default"/>
+        <w:sz w:val="20"/>
+      </w:rPr>
+    </w:lvl>
+    <w:lvl w:ilvl="5" w:tentative="1">
+      <w:start w:val="1"/>
+      <w:numFmt w:val="bullet"/>
+      <w:lvlText w:val=""/>
+      <w:lvlJc w:val="left"/>
+      <w:pPr>
+        <w:tabs>
+          <w:tab w:val="num" w:pos="4320"/>
+        </w:tabs>
+        <w:ind w:left="4320" w:hanging="360"/>
+      </w:pPr>
+      <w:rPr>
+        <w:rFonts w:ascii="Wingdings" w:hAnsi="Wingdings" w:hint="default"/>
+        <w:sz w:val="20"/>
+      </w:rPr>
+    </w:lvl>
+    <w:lvl w:ilvl="6" w:tentative="1">
+      <w:start w:val="1"/>
+      <w:numFmt w:val="bullet"/>
+      <w:lvlText w:val=""/>
+      <w:lvlJc w:val="left"/>
+      <w:pPr>
+        <w:tabs>
+          <w:tab w:val="num" w:pos="5040"/>
+        </w:tabs>
+        <w:ind w:left="5040" w:hanging="360"/>
+      </w:pPr>
+      <w:rPr>
+        <w:rFonts w:ascii="Wingdings" w:hAnsi="Wingdings" w:hint="default"/>
+        <w:sz w:val="20"/>
+      </w:rPr>
+    </w:lvl>
+    <w:lvl w:ilvl="7" w:tentative="1">
+      <w:start w:val="1"/>
+      <w:numFmt w:val="bullet"/>
+      <w:lvlText w:val=""/>
+      <w:lvlJc w:val="left"/>
+      <w:pPr>
+        <w:tabs>
+          <w:tab w:val="num" w:pos="5760"/>
+        </w:tabs>
+        <w:ind w:left="5760" w:hanging="360"/>
+      </w:pPr>
+      <w:rPr>
+        <w:rFonts w:ascii="Wingdings" w:hAnsi="Wingdings" w:hint="default"/>
+        <w:sz w:val="20"/>
+      </w:rPr>
+    </w:lvl>
+    <w:lvl w:ilvl="8" w:tentative="1">
+      <w:start w:val="1"/>
+      <w:numFmt w:val="bullet"/>
+      <w:lvlText w:val=""/>
+      <w:lvlJc w:val="left"/>
+      <w:pPr>
+        <w:tabs>
+          <w:tab w:val="num" w:pos="6480"/>
+        </w:tabs>
+        <w:ind w:left="6480" w:hanging="360"/>
+      </w:pPr>
+      <w:rPr>
+        <w:rFonts w:ascii="Wingdings" w:hAnsi="Wingdings" w:hint="default"/>
+        <w:sz w:val="20"/>
+      </w:rPr>
+    </w:lvl>
+  </w:abstractNum>
+  <w:abstractNum w:abstractNumId="14" w15:restartNumberingAfterBreak="0">
     <w:nsid w:val="5FA04B79"/>
     <w:multiLevelType w:val="multilevel"/>
     <w:tmpl w:val="6116E3D0"/>
@@ -1746,7 +4213,7 @@
       </w:rPr>
     </w:lvl>
   </w:abstractNum>
-  <w:abstractNum w:abstractNumId="7" w15:restartNumberingAfterBreak="0">
+  <w:abstractNum w:abstractNumId="15" w15:restartNumberingAfterBreak="0">
     <w:nsid w:val="60735D36"/>
     <w:multiLevelType w:val="multilevel"/>
     <w:tmpl w:val="72E67D8C"/>
@@ -1895,7 +4362,7 @@
       </w:rPr>
     </w:lvl>
   </w:abstractNum>
-  <w:abstractNum w:abstractNumId="8" w15:restartNumberingAfterBreak="0">
+  <w:abstractNum w:abstractNumId="16" w15:restartNumberingAfterBreak="0">
     <w:nsid w:val="616D504A"/>
     <w:multiLevelType w:val="multilevel"/>
     <w:tmpl w:val="F07A11A0"/>
@@ -2044,7 +4511,156 @@
       </w:rPr>
     </w:lvl>
   </w:abstractNum>
-  <w:abstractNum w:abstractNumId="9" w15:restartNumberingAfterBreak="0">
+  <w:abstractNum w:abstractNumId="17" w15:restartNumberingAfterBreak="0">
+    <w:nsid w:val="626628F0"/>
+    <w:multiLevelType w:val="multilevel"/>
+    <w:tmpl w:val="587C2420"/>
+    <w:lvl w:ilvl="0">
+      <w:start w:val="1"/>
+      <w:numFmt w:val="bullet"/>
+      <w:lvlText w:val=""/>
+      <w:lvlJc w:val="left"/>
+      <w:pPr>
+        <w:tabs>
+          <w:tab w:val="num" w:pos="720"/>
+        </w:tabs>
+        <w:ind w:left="720" w:hanging="360"/>
+      </w:pPr>
+      <w:rPr>
+        <w:rFonts w:ascii="Symbol" w:hAnsi="Symbol" w:hint="default"/>
+        <w:sz w:val="20"/>
+      </w:rPr>
+    </w:lvl>
+    <w:lvl w:ilvl="1" w:tentative="1">
+      <w:start w:val="1"/>
+      <w:numFmt w:val="bullet"/>
+      <w:lvlText w:val="o"/>
+      <w:lvlJc w:val="left"/>
+      <w:pPr>
+        <w:tabs>
+          <w:tab w:val="num" w:pos="1440"/>
+        </w:tabs>
+        <w:ind w:left="1440" w:hanging="360"/>
+      </w:pPr>
+      <w:rPr>
+        <w:rFonts w:ascii="Courier New" w:hAnsi="Courier New" w:hint="default"/>
+        <w:sz w:val="20"/>
+      </w:rPr>
+    </w:lvl>
+    <w:lvl w:ilvl="2" w:tentative="1">
+      <w:start w:val="1"/>
+      <w:numFmt w:val="bullet"/>
+      <w:lvlText w:val=""/>
+      <w:lvlJc w:val="left"/>
+      <w:pPr>
+        <w:tabs>
+          <w:tab w:val="num" w:pos="2160"/>
+        </w:tabs>
+        <w:ind w:left="2160" w:hanging="360"/>
+      </w:pPr>
+      <w:rPr>
+        <w:rFonts w:ascii="Wingdings" w:hAnsi="Wingdings" w:hint="default"/>
+        <w:sz w:val="20"/>
+      </w:rPr>
+    </w:lvl>
+    <w:lvl w:ilvl="3" w:tentative="1">
+      <w:start w:val="1"/>
+      <w:numFmt w:val="bullet"/>
+      <w:lvlText w:val=""/>
+      <w:lvlJc w:val="left"/>
+      <w:pPr>
+        <w:tabs>
+          <w:tab w:val="num" w:pos="2880"/>
+        </w:tabs>
+        <w:ind w:left="2880" w:hanging="360"/>
+      </w:pPr>
+      <w:rPr>
+        <w:rFonts w:ascii="Wingdings" w:hAnsi="Wingdings" w:hint="default"/>
+        <w:sz w:val="20"/>
+      </w:rPr>
+    </w:lvl>
+    <w:lvl w:ilvl="4" w:tentative="1">
+      <w:start w:val="1"/>
+      <w:numFmt w:val="bullet"/>
+      <w:lvlText w:val=""/>
+      <w:lvlJc w:val="left"/>
+      <w:pPr>
+        <w:tabs>
+          <w:tab w:val="num" w:pos="3600"/>
+        </w:tabs>
+        <w:ind w:left="3600" w:hanging="360"/>
+      </w:pPr>
+      <w:rPr>
+        <w:rFonts w:ascii="Wingdings" w:hAnsi="Wingdings" w:hint="default"/>
+        <w:sz w:val="20"/>
+      </w:rPr>
+    </w:lvl>
+    <w:lvl w:ilvl="5" w:tentative="1">
+      <w:start w:val="1"/>
+      <w:numFmt w:val="bullet"/>
+      <w:lvlText w:val=""/>
+      <w:lvlJc w:val="left"/>
+      <w:pPr>
+        <w:tabs>
+          <w:tab w:val="num" w:pos="4320"/>
+        </w:tabs>
+        <w:ind w:left="4320" w:hanging="360"/>
+      </w:pPr>
+      <w:rPr>
+        <w:rFonts w:ascii="Wingdings" w:hAnsi="Wingdings" w:hint="default"/>
+        <w:sz w:val="20"/>
+      </w:rPr>
+    </w:lvl>
+    <w:lvl w:ilvl="6" w:tentative="1">
+      <w:start w:val="1"/>
+      <w:numFmt w:val="bullet"/>
+      <w:lvlText w:val=""/>
+      <w:lvlJc w:val="left"/>
+      <w:pPr>
+        <w:tabs>
+          <w:tab w:val="num" w:pos="5040"/>
+        </w:tabs>
+        <w:ind w:left="5040" w:hanging="360"/>
+      </w:pPr>
+      <w:rPr>
+        <w:rFonts w:ascii="Wingdings" w:hAnsi="Wingdings" w:hint="default"/>
+        <w:sz w:val="20"/>
+      </w:rPr>
+    </w:lvl>
+    <w:lvl w:ilvl="7" w:tentative="1">
+      <w:start w:val="1"/>
+      <w:numFmt w:val="bullet"/>
+      <w:lvlText w:val=""/>
+      <w:lvlJc w:val="left"/>
+      <w:pPr>
+        <w:tabs>
+          <w:tab w:val="num" w:pos="5760"/>
+        </w:tabs>
+        <w:ind w:left="5760" w:hanging="360"/>
+      </w:pPr>
+      <w:rPr>
+        <w:rFonts w:ascii="Wingdings" w:hAnsi="Wingdings" w:hint="default"/>
+        <w:sz w:val="20"/>
+      </w:rPr>
+    </w:lvl>
+    <w:lvl w:ilvl="8" w:tentative="1">
+      <w:start w:val="1"/>
+      <w:numFmt w:val="bullet"/>
+      <w:lvlText w:val=""/>
+      <w:lvlJc w:val="left"/>
+      <w:pPr>
+        <w:tabs>
+          <w:tab w:val="num" w:pos="6480"/>
+        </w:tabs>
+        <w:ind w:left="6480" w:hanging="360"/>
+      </w:pPr>
+      <w:rPr>
+        <w:rFonts w:ascii="Wingdings" w:hAnsi="Wingdings" w:hint="default"/>
+        <w:sz w:val="20"/>
+      </w:rPr>
+    </w:lvl>
+  </w:abstractNum>
+  <w:abstractNum w:abstractNumId="18" w15:restartNumberingAfterBreak="0">
     <w:nsid w:val="67974D8E"/>
     <w:multiLevelType w:val="multilevel"/>
     <w:tmpl w:val="023ACBAC"/>
@@ -2193,7 +4809,7 @@
       </w:rPr>
     </w:lvl>
   </w:abstractNum>
-  <w:abstractNum w:abstractNumId="10" w15:restartNumberingAfterBreak="0">
+  <w:abstractNum w:abstractNumId="19" w15:restartNumberingAfterBreak="0">
     <w:nsid w:val="6ED82E51"/>
     <w:multiLevelType w:val="multilevel"/>
     <w:tmpl w:val="2EC216E2"/>
@@ -2310,7 +4926,7 @@
       </w:pPr>
     </w:lvl>
   </w:abstractNum>
-  <w:abstractNum w:abstractNumId="11" w15:restartNumberingAfterBreak="0">
+  <w:abstractNum w:abstractNumId="20" w15:restartNumberingAfterBreak="0">
     <w:nsid w:val="744E2D11"/>
     <w:multiLevelType w:val="multilevel"/>
     <w:tmpl w:val="283E5F0E"/>
@@ -2459,7 +5075,7 @@
       </w:rPr>
     </w:lvl>
   </w:abstractNum>
-  <w:abstractNum w:abstractNumId="12" w15:restartNumberingAfterBreak="0">
+  <w:abstractNum w:abstractNumId="21" w15:restartNumberingAfterBreak="0">
     <w:nsid w:val="7A722810"/>
     <w:multiLevelType w:val="multilevel"/>
     <w:tmpl w:val="5484B45A"/>
@@ -2608,44 +5224,223 @@
       </w:rPr>
     </w:lvl>
   </w:abstractNum>
+  <w:abstractNum w:abstractNumId="22" w15:restartNumberingAfterBreak="0">
+    <w:nsid w:val="7F066B53"/>
+    <w:multiLevelType w:val="multilevel"/>
+    <w:tmpl w:val="482667B8"/>
+    <w:lvl w:ilvl="0">
+      <w:start w:val="1"/>
+      <w:numFmt w:val="bullet"/>
+      <w:lvlText w:val=""/>
+      <w:lvlJc w:val="left"/>
+      <w:pPr>
+        <w:tabs>
+          <w:tab w:val="num" w:pos="720"/>
+        </w:tabs>
+        <w:ind w:left="720" w:hanging="360"/>
+      </w:pPr>
+      <w:rPr>
+        <w:rFonts w:ascii="Symbol" w:hAnsi="Symbol" w:hint="default"/>
+        <w:sz w:val="20"/>
+      </w:rPr>
+    </w:lvl>
+    <w:lvl w:ilvl="1" w:tentative="1">
+      <w:start w:val="1"/>
+      <w:numFmt w:val="bullet"/>
+      <w:lvlText w:val="o"/>
+      <w:lvlJc w:val="left"/>
+      <w:pPr>
+        <w:tabs>
+          <w:tab w:val="num" w:pos="1440"/>
+        </w:tabs>
+        <w:ind w:left="1440" w:hanging="360"/>
+      </w:pPr>
+      <w:rPr>
+        <w:rFonts w:ascii="Courier New" w:hAnsi="Courier New" w:hint="default"/>
+        <w:sz w:val="20"/>
+      </w:rPr>
+    </w:lvl>
+    <w:lvl w:ilvl="2" w:tentative="1">
+      <w:start w:val="1"/>
+      <w:numFmt w:val="bullet"/>
+      <w:lvlText w:val=""/>
+      <w:lvlJc w:val="left"/>
+      <w:pPr>
+        <w:tabs>
+          <w:tab w:val="num" w:pos="2160"/>
+        </w:tabs>
+        <w:ind w:left="2160" w:hanging="360"/>
+      </w:pPr>
+      <w:rPr>
+        <w:rFonts w:ascii="Wingdings" w:hAnsi="Wingdings" w:hint="default"/>
+        <w:sz w:val="20"/>
+      </w:rPr>
+    </w:lvl>
+    <w:lvl w:ilvl="3" w:tentative="1">
+      <w:start w:val="1"/>
+      <w:numFmt w:val="bullet"/>
+      <w:lvlText w:val=""/>
+      <w:lvlJc w:val="left"/>
+      <w:pPr>
+        <w:tabs>
+          <w:tab w:val="num" w:pos="2880"/>
+        </w:tabs>
+        <w:ind w:left="2880" w:hanging="360"/>
+      </w:pPr>
+      <w:rPr>
+        <w:rFonts w:ascii="Wingdings" w:hAnsi="Wingdings" w:hint="default"/>
+        <w:sz w:val="20"/>
+      </w:rPr>
+    </w:lvl>
+    <w:lvl w:ilvl="4" w:tentative="1">
+      <w:start w:val="1"/>
+      <w:numFmt w:val="bullet"/>
+      <w:lvlText w:val=""/>
+      <w:lvlJc w:val="left"/>
+      <w:pPr>
+        <w:tabs>
+          <w:tab w:val="num" w:pos="3600"/>
+        </w:tabs>
+        <w:ind w:left="3600" w:hanging="360"/>
+      </w:pPr>
+      <w:rPr>
+        <w:rFonts w:ascii="Wingdings" w:hAnsi="Wingdings" w:hint="default"/>
+        <w:sz w:val="20"/>
+      </w:rPr>
+    </w:lvl>
+    <w:lvl w:ilvl="5" w:tentative="1">
+      <w:start w:val="1"/>
+      <w:numFmt w:val="bullet"/>
+      <w:lvlText w:val=""/>
+      <w:lvlJc w:val="left"/>
+      <w:pPr>
+        <w:tabs>
+          <w:tab w:val="num" w:pos="4320"/>
+        </w:tabs>
+        <w:ind w:left="4320" w:hanging="360"/>
+      </w:pPr>
+      <w:rPr>
+        <w:rFonts w:ascii="Wingdings" w:hAnsi="Wingdings" w:hint="default"/>
+        <w:sz w:val="20"/>
+      </w:rPr>
+    </w:lvl>
+    <w:lvl w:ilvl="6" w:tentative="1">
+      <w:start w:val="1"/>
+      <w:numFmt w:val="bullet"/>
+      <w:lvlText w:val=""/>
+      <w:lvlJc w:val="left"/>
+      <w:pPr>
+        <w:tabs>
+          <w:tab w:val="num" w:pos="5040"/>
+        </w:tabs>
+        <w:ind w:left="5040" w:hanging="360"/>
+      </w:pPr>
+      <w:rPr>
+        <w:rFonts w:ascii="Wingdings" w:hAnsi="Wingdings" w:hint="default"/>
+        <w:sz w:val="20"/>
+      </w:rPr>
+    </w:lvl>
+    <w:lvl w:ilvl="7" w:tentative="1">
+      <w:start w:val="1"/>
+      <w:numFmt w:val="bullet"/>
+      <w:lvlText w:val=""/>
+      <w:lvlJc w:val="left"/>
+      <w:pPr>
+        <w:tabs>
+          <w:tab w:val="num" w:pos="5760"/>
+        </w:tabs>
+        <w:ind w:left="5760" w:hanging="360"/>
+      </w:pPr>
+      <w:rPr>
+        <w:rFonts w:ascii="Wingdings" w:hAnsi="Wingdings" w:hint="default"/>
+        <w:sz w:val="20"/>
+      </w:rPr>
+    </w:lvl>
+    <w:lvl w:ilvl="8" w:tentative="1">
+      <w:start w:val="1"/>
+      <w:numFmt w:val="bullet"/>
+      <w:lvlText w:val=""/>
+      <w:lvlJc w:val="left"/>
+      <w:pPr>
+        <w:tabs>
+          <w:tab w:val="num" w:pos="6480"/>
+        </w:tabs>
+        <w:ind w:left="6480" w:hanging="360"/>
+      </w:pPr>
+      <w:rPr>
+        <w:rFonts w:ascii="Wingdings" w:hAnsi="Wingdings" w:hint="default"/>
+        <w:sz w:val="20"/>
+      </w:rPr>
+    </w:lvl>
+  </w:abstractNum>
   <w:num w:numId="1" w16cid:durableId="1577935850">
-    <w:abstractNumId w:val="4"/>
+    <w:abstractNumId w:val="11"/>
   </w:num>
   <w:num w:numId="2" w16cid:durableId="1676765846">
-    <w:abstractNumId w:val="5"/>
+    <w:abstractNumId w:val="12"/>
   </w:num>
   <w:num w:numId="3" w16cid:durableId="1286304399">
-    <w:abstractNumId w:val="3"/>
+    <w:abstractNumId w:val="9"/>
   </w:num>
   <w:num w:numId="4" w16cid:durableId="1681083552">
     <w:abstractNumId w:val="0"/>
   </w:num>
   <w:num w:numId="5" w16cid:durableId="635837036">
+    <w:abstractNumId w:val="14"/>
+  </w:num>
+  <w:num w:numId="6" w16cid:durableId="1084034264">
+    <w:abstractNumId w:val="16"/>
+  </w:num>
+  <w:num w:numId="7" w16cid:durableId="371462724">
+    <w:abstractNumId w:val="20"/>
+  </w:num>
+  <w:num w:numId="8" w16cid:durableId="2082218880">
+    <w:abstractNumId w:val="15"/>
+  </w:num>
+  <w:num w:numId="9" w16cid:durableId="1412040506">
     <w:abstractNumId w:val="6"/>
   </w:num>
-  <w:num w:numId="6" w16cid:durableId="1084034264">
+  <w:num w:numId="10" w16cid:durableId="1283536419">
+    <w:abstractNumId w:val="21"/>
+  </w:num>
+  <w:num w:numId="11" w16cid:durableId="1873221510">
+    <w:abstractNumId w:val="4"/>
+  </w:num>
+  <w:num w:numId="12" w16cid:durableId="666174486">
+    <w:abstractNumId w:val="19"/>
+  </w:num>
+  <w:num w:numId="13" w16cid:durableId="203294902">
+    <w:abstractNumId w:val="18"/>
+  </w:num>
+  <w:num w:numId="14" w16cid:durableId="1371414424">
+    <w:abstractNumId w:val="7"/>
+  </w:num>
+  <w:num w:numId="15" w16cid:durableId="898058556">
     <w:abstractNumId w:val="8"/>
   </w:num>
-  <w:num w:numId="7" w16cid:durableId="371462724">
-    <w:abstractNumId w:val="11"/>
+  <w:num w:numId="16" w16cid:durableId="552430037">
+    <w:abstractNumId w:val="5"/>
   </w:num>
-  <w:num w:numId="8" w16cid:durableId="2082218880">
-    <w:abstractNumId w:val="7"/>
+  <w:num w:numId="17" w16cid:durableId="176963935">
+    <w:abstractNumId w:val="13"/>
   </w:num>
-  <w:num w:numId="9" w16cid:durableId="1412040506">
+  <w:num w:numId="18" w16cid:durableId="762334833">
+    <w:abstractNumId w:val="1"/>
+  </w:num>
+  <w:num w:numId="19" w16cid:durableId="268972192">
     <w:abstractNumId w:val="2"/>
   </w:num>
-  <w:num w:numId="10" w16cid:durableId="1283536419">
-    <w:abstractNumId w:val="12"/>
+  <w:num w:numId="20" w16cid:durableId="789667539">
+    <w:abstractNumId w:val="17"/>
   </w:num>
-  <w:num w:numId="11" w16cid:durableId="1873221510">
-    <w:abstractNumId w:val="1"/>
+  <w:num w:numId="21" w16cid:durableId="929393815">
+    <w:abstractNumId w:val="22"/>
   </w:num>
-  <w:num w:numId="12" w16cid:durableId="666174486">
+  <w:num w:numId="22" w16cid:durableId="210002515">
+    <w:abstractNumId w:val="3"/>
+  </w:num>
+  <w:num w:numId="23" w16cid:durableId="1742291082">
     <w:abstractNumId w:val="10"/>
-  </w:num>
-  <w:num w:numId="13" w16cid:durableId="203294902">
-    <w:abstractNumId w:val="9"/>
   </w:num>
 </w:numbering>
 </file>
@@ -3251,7 +6046,6 @@
   <w:style w:type="character" w:default="1" w:styleId="DefaultParagraphFont">
     <w:name w:val="Default Paragraph Font"/>
     <w:uiPriority w:val="1"/>
-    <w:semiHidden/>
     <w:unhideWhenUsed/>
   </w:style>
   <w:style w:type="table" w:default="1" w:styleId="TableNormal">

--- a/ATS ENGINE HLD.docx
+++ b/ATS ENGINE HLD.docx
@@ -1655,17 +1655,9 @@
     </w:p>
     <w:p>
       <w:pPr>
-        <w:spacing w:after="0" w:line="240" w:lineRule="auto"/>
-        <w:rPr>
-          <w:b/>
-          <w:bCs/>
-        </w:rPr>
-      </w:pPr>
-      <w:r>
-        <w:rPr>
-          <w:b/>
-          <w:bCs/>
-        </w:rPr>
+        <w:pStyle w:val="Heading3"/>
+      </w:pPr>
+      <w:r>
         <w:t>Why These CSVs Matter</w:t>
       </w:r>
     </w:p>
@@ -1835,25 +1827,15 @@
     </w:p>
     <w:p>
       <w:pPr>
-        <w:spacing w:after="0" w:line="240" w:lineRule="auto"/>
-        <w:rPr>
-          <w:b/>
-          <w:bCs/>
-        </w:rPr>
+        <w:pStyle w:val="Heading3"/>
       </w:pPr>
       <w:r>
         <w:rPr>
           <w:rFonts w:ascii="Segoe UI Emoji" w:hAnsi="Segoe UI Emoji" w:cs="Segoe UI Emoji"/>
-          <w:b/>
-          <w:bCs/>
         </w:rPr>
         <w:t xml:space="preserve">Warning </w:t>
       </w:r>
       <w:r>
-        <w:rPr>
-          <w:b/>
-          <w:bCs/>
-        </w:rPr>
         <w:t>File Size Limit (Outlook Constraint)</w:t>
       </w:r>
     </w:p>
@@ -1924,17 +1906,9 @@
     </w:p>
     <w:p>
       <w:pPr>
-        <w:spacing w:after="0" w:line="240" w:lineRule="auto"/>
-        <w:rPr>
-          <w:b/>
-          <w:bCs/>
-        </w:rPr>
-      </w:pPr>
-      <w:r>
-        <w:rPr>
-          <w:b/>
-          <w:bCs/>
-        </w:rPr>
+        <w:pStyle w:val="Heading3"/>
+      </w:pPr>
+      <w:r>
         <w:t>Solution</w:t>
       </w:r>
     </w:p>
@@ -1995,6 +1969,151 @@
       </w:pPr>
       <w:r>
         <w:t>This ensures the system can always read your progress data without corruption or loss.</w:t>
+      </w:r>
+    </w:p>
+    <w:p>
+      <w:pPr>
+        <w:spacing w:after="0" w:line="240" w:lineRule="auto"/>
+      </w:pPr>
+    </w:p>
+    <w:p>
+      <w:pPr>
+        <w:pStyle w:val="Heading3"/>
+      </w:pPr>
+      <w:r>
+        <w:t xml:space="preserve">Output if a resume is a fit of 93 </w:t>
+      </w:r>
+      <w:r>
+        <w:t>o</w:t>
+      </w:r>
+      <w:r>
+        <w:t>r more</w:t>
+      </w:r>
+    </w:p>
+    <w:p>
+      <w:pPr>
+        <w:spacing w:after="0" w:line="240" w:lineRule="auto"/>
+      </w:pPr>
+      <w:r>
+        <w:t xml:space="preserve">When a resume scores above </w:t>
+      </w:r>
+      <w:r>
+        <w:rPr>
+          <w:b/>
+          <w:bCs/>
+        </w:rPr>
+        <w:t>93%</w:t>
+      </w:r>
+      <w:r>
+        <w:t xml:space="preserve">, the system treats the job as a </w:t>
+      </w:r>
+      <w:r>
+        <w:rPr>
+          <w:b/>
+          <w:bCs/>
+        </w:rPr>
+        <w:t>top</w:t>
+      </w:r>
+      <w:r>
+        <w:rPr>
+          <w:b/>
+          <w:bCs/>
+        </w:rPr>
+        <w:noBreakHyphen/>
+        <w:t>tier opportunity</w:t>
+      </w:r>
+      <w:r>
+        <w:t xml:space="preserve"> and automatically produces:</w:t>
+      </w:r>
+    </w:p>
+    <w:p>
+      <w:pPr>
+        <w:numPr>
+          <w:ilvl w:val="0"/>
+          <w:numId w:val="24"/>
+        </w:numPr>
+        <w:spacing w:after="0" w:line="240" w:lineRule="auto"/>
+      </w:pPr>
+      <w:r>
+        <w:t>A Main Table entry</w:t>
+      </w:r>
+    </w:p>
+    <w:p>
+      <w:pPr>
+        <w:numPr>
+          <w:ilvl w:val="0"/>
+          <w:numId w:val="24"/>
+        </w:numPr>
+        <w:spacing w:after="0" w:line="240" w:lineRule="auto"/>
+      </w:pPr>
+      <w:r>
+        <w:t>A tailored cover letter</w:t>
+      </w:r>
+    </w:p>
+    <w:p>
+      <w:pPr>
+        <w:numPr>
+          <w:ilvl w:val="0"/>
+          <w:numId w:val="24"/>
+        </w:numPr>
+        <w:spacing w:after="0" w:line="240" w:lineRule="auto"/>
+      </w:pPr>
+      <w:r>
+        <w:t>The best CV for that role</w:t>
+      </w:r>
+    </w:p>
+    <w:p>
+      <w:pPr>
+        <w:numPr>
+          <w:ilvl w:val="0"/>
+          <w:numId w:val="24"/>
+        </w:numPr>
+        <w:spacing w:after="0" w:line="240" w:lineRule="auto"/>
+      </w:pPr>
+      <w:r>
+        <w:t>A full interview</w:t>
+      </w:r>
+      <w:r>
+        <w:noBreakHyphen/>
+        <w:t>prep pack</w:t>
+      </w:r>
+    </w:p>
+    <w:p>
+      <w:pPr>
+        <w:numPr>
+          <w:ilvl w:val="0"/>
+          <w:numId w:val="24"/>
+        </w:numPr>
+        <w:spacing w:after="0" w:line="240" w:lineRule="auto"/>
+      </w:pPr>
+      <w:r>
+        <w:t>A clear explanation of the match</w:t>
+      </w:r>
+    </w:p>
+    <w:p>
+      <w:pPr>
+        <w:spacing w:after="0" w:line="240" w:lineRule="auto"/>
+      </w:pPr>
+      <w:r>
+        <w:t xml:space="preserve">It’s your </w:t>
+      </w:r>
+      <w:r>
+        <w:rPr>
+          <w:b/>
+          <w:bCs/>
+        </w:rPr>
+        <w:t>high</w:t>
+      </w:r>
+      <w:r>
+        <w:rPr>
+          <w:b/>
+          <w:bCs/>
+        </w:rPr>
+        <w:noBreakHyphen/>
+        <w:t>fit automation mode</w:t>
+      </w:r>
+      <w:r>
+        <w:t>, designed to accelerate strong opportunities and reduce manual work.</w:t>
       </w:r>
     </w:p>
     <w:p>
@@ -3058,6 +3177,155 @@
     </w:lvl>
   </w:abstractNum>
   <w:abstractNum w:abstractNumId="7" w15:restartNumberingAfterBreak="0">
+    <w:nsid w:val="36A174DC"/>
+    <w:multiLevelType w:val="multilevel"/>
+    <w:tmpl w:val="BFC4515E"/>
+    <w:lvl w:ilvl="0">
+      <w:start w:val="1"/>
+      <w:numFmt w:val="bullet"/>
+      <w:lvlText w:val=""/>
+      <w:lvlJc w:val="left"/>
+      <w:pPr>
+        <w:tabs>
+          <w:tab w:val="num" w:pos="720"/>
+        </w:tabs>
+        <w:ind w:left="720" w:hanging="360"/>
+      </w:pPr>
+      <w:rPr>
+        <w:rFonts w:ascii="Symbol" w:hAnsi="Symbol" w:hint="default"/>
+        <w:sz w:val="20"/>
+      </w:rPr>
+    </w:lvl>
+    <w:lvl w:ilvl="1" w:tentative="1">
+      <w:start w:val="1"/>
+      <w:numFmt w:val="bullet"/>
+      <w:lvlText w:val="o"/>
+      <w:lvlJc w:val="left"/>
+      <w:pPr>
+        <w:tabs>
+          <w:tab w:val="num" w:pos="1440"/>
+        </w:tabs>
+        <w:ind w:left="1440" w:hanging="360"/>
+      </w:pPr>
+      <w:rPr>
+        <w:rFonts w:ascii="Courier New" w:hAnsi="Courier New" w:hint="default"/>
+        <w:sz w:val="20"/>
+      </w:rPr>
+    </w:lvl>
+    <w:lvl w:ilvl="2" w:tentative="1">
+      <w:start w:val="1"/>
+      <w:numFmt w:val="bullet"/>
+      <w:lvlText w:val=""/>
+      <w:lvlJc w:val="left"/>
+      <w:pPr>
+        <w:tabs>
+          <w:tab w:val="num" w:pos="2160"/>
+        </w:tabs>
+        <w:ind w:left="2160" w:hanging="360"/>
+      </w:pPr>
+      <w:rPr>
+        <w:rFonts w:ascii="Wingdings" w:hAnsi="Wingdings" w:hint="default"/>
+        <w:sz w:val="20"/>
+      </w:rPr>
+    </w:lvl>
+    <w:lvl w:ilvl="3" w:tentative="1">
+      <w:start w:val="1"/>
+      <w:numFmt w:val="bullet"/>
+      <w:lvlText w:val=""/>
+      <w:lvlJc w:val="left"/>
+      <w:pPr>
+        <w:tabs>
+          <w:tab w:val="num" w:pos="2880"/>
+        </w:tabs>
+        <w:ind w:left="2880" w:hanging="360"/>
+      </w:pPr>
+      <w:rPr>
+        <w:rFonts w:ascii="Wingdings" w:hAnsi="Wingdings" w:hint="default"/>
+        <w:sz w:val="20"/>
+      </w:rPr>
+    </w:lvl>
+    <w:lvl w:ilvl="4" w:tentative="1">
+      <w:start w:val="1"/>
+      <w:numFmt w:val="bullet"/>
+      <w:lvlText w:val=""/>
+      <w:lvlJc w:val="left"/>
+      <w:pPr>
+        <w:tabs>
+          <w:tab w:val="num" w:pos="3600"/>
+        </w:tabs>
+        <w:ind w:left="3600" w:hanging="360"/>
+      </w:pPr>
+      <w:rPr>
+        <w:rFonts w:ascii="Wingdings" w:hAnsi="Wingdings" w:hint="default"/>
+        <w:sz w:val="20"/>
+      </w:rPr>
+    </w:lvl>
+    <w:lvl w:ilvl="5" w:tentative="1">
+      <w:start w:val="1"/>
+      <w:numFmt w:val="bullet"/>
+      <w:lvlText w:val=""/>
+      <w:lvlJc w:val="left"/>
+      <w:pPr>
+        <w:tabs>
+          <w:tab w:val="num" w:pos="4320"/>
+        </w:tabs>
+        <w:ind w:left="4320" w:hanging="360"/>
+      </w:pPr>
+      <w:rPr>
+        <w:rFonts w:ascii="Wingdings" w:hAnsi="Wingdings" w:hint="default"/>
+        <w:sz w:val="20"/>
+      </w:rPr>
+    </w:lvl>
+    <w:lvl w:ilvl="6" w:tentative="1">
+      <w:start w:val="1"/>
+      <w:numFmt w:val="bullet"/>
+      <w:lvlText w:val=""/>
+      <w:lvlJc w:val="left"/>
+      <w:pPr>
+        <w:tabs>
+          <w:tab w:val="num" w:pos="5040"/>
+        </w:tabs>
+        <w:ind w:left="5040" w:hanging="360"/>
+      </w:pPr>
+      <w:rPr>
+        <w:rFonts w:ascii="Wingdings" w:hAnsi="Wingdings" w:hint="default"/>
+        <w:sz w:val="20"/>
+      </w:rPr>
+    </w:lvl>
+    <w:lvl w:ilvl="7" w:tentative="1">
+      <w:start w:val="1"/>
+      <w:numFmt w:val="bullet"/>
+      <w:lvlText w:val=""/>
+      <w:lvlJc w:val="left"/>
+      <w:pPr>
+        <w:tabs>
+          <w:tab w:val="num" w:pos="5760"/>
+        </w:tabs>
+        <w:ind w:left="5760" w:hanging="360"/>
+      </w:pPr>
+      <w:rPr>
+        <w:rFonts w:ascii="Wingdings" w:hAnsi="Wingdings" w:hint="default"/>
+        <w:sz w:val="20"/>
+      </w:rPr>
+    </w:lvl>
+    <w:lvl w:ilvl="8" w:tentative="1">
+      <w:start w:val="1"/>
+      <w:numFmt w:val="bullet"/>
+      <w:lvlText w:val=""/>
+      <w:lvlJc w:val="left"/>
+      <w:pPr>
+        <w:tabs>
+          <w:tab w:val="num" w:pos="6480"/>
+        </w:tabs>
+        <w:ind w:left="6480" w:hanging="360"/>
+      </w:pPr>
+      <w:rPr>
+        <w:rFonts w:ascii="Wingdings" w:hAnsi="Wingdings" w:hint="default"/>
+        <w:sz w:val="20"/>
+      </w:rPr>
+    </w:lvl>
+  </w:abstractNum>
+  <w:abstractNum w:abstractNumId="8" w15:restartNumberingAfterBreak="0">
     <w:nsid w:val="37317E71"/>
     <w:multiLevelType w:val="multilevel"/>
     <w:tmpl w:val="09685950"/>
@@ -3206,7 +3474,7 @@
       </w:rPr>
     </w:lvl>
   </w:abstractNum>
-  <w:abstractNum w:abstractNumId="8" w15:restartNumberingAfterBreak="0">
+  <w:abstractNum w:abstractNumId="9" w15:restartNumberingAfterBreak="0">
     <w:nsid w:val="3E7F5B80"/>
     <w:multiLevelType w:val="multilevel"/>
     <w:tmpl w:val="EB48C78A"/>
@@ -3355,7 +3623,7 @@
       </w:rPr>
     </w:lvl>
   </w:abstractNum>
-  <w:abstractNum w:abstractNumId="9" w15:restartNumberingAfterBreak="0">
+  <w:abstractNum w:abstractNumId="10" w15:restartNumberingAfterBreak="0">
     <w:nsid w:val="41E071DA"/>
     <w:multiLevelType w:val="multilevel"/>
     <w:tmpl w:val="013A8700"/>
@@ -3504,7 +3772,7 @@
       </w:rPr>
     </w:lvl>
   </w:abstractNum>
-  <w:abstractNum w:abstractNumId="10" w15:restartNumberingAfterBreak="0">
+  <w:abstractNum w:abstractNumId="11" w15:restartNumberingAfterBreak="0">
     <w:nsid w:val="4809332F"/>
     <w:multiLevelType w:val="multilevel"/>
     <w:tmpl w:val="814A88A6"/>
@@ -3653,7 +3921,7 @@
       </w:rPr>
     </w:lvl>
   </w:abstractNum>
-  <w:abstractNum w:abstractNumId="11" w15:restartNumberingAfterBreak="0">
+  <w:abstractNum w:abstractNumId="12" w15:restartNumberingAfterBreak="0">
     <w:nsid w:val="4E65346F"/>
     <w:multiLevelType w:val="multilevel"/>
     <w:tmpl w:val="8A463744"/>
@@ -3766,7 +4034,7 @@
       </w:pPr>
     </w:lvl>
   </w:abstractNum>
-  <w:abstractNum w:abstractNumId="12" w15:restartNumberingAfterBreak="0">
+  <w:abstractNum w:abstractNumId="13" w15:restartNumberingAfterBreak="0">
     <w:nsid w:val="587D0E6E"/>
     <w:multiLevelType w:val="multilevel"/>
     <w:tmpl w:val="72A45CB4"/>
@@ -3915,7 +4183,7 @@
       </w:rPr>
     </w:lvl>
   </w:abstractNum>
-  <w:abstractNum w:abstractNumId="13" w15:restartNumberingAfterBreak="0">
+  <w:abstractNum w:abstractNumId="14" w15:restartNumberingAfterBreak="0">
     <w:nsid w:val="5E38556A"/>
     <w:multiLevelType w:val="multilevel"/>
     <w:tmpl w:val="0E88E6BA"/>
@@ -4064,7 +4332,7 @@
       </w:rPr>
     </w:lvl>
   </w:abstractNum>
-  <w:abstractNum w:abstractNumId="14" w15:restartNumberingAfterBreak="0">
+  <w:abstractNum w:abstractNumId="15" w15:restartNumberingAfterBreak="0">
     <w:nsid w:val="5FA04B79"/>
     <w:multiLevelType w:val="multilevel"/>
     <w:tmpl w:val="6116E3D0"/>
@@ -4213,7 +4481,7 @@
       </w:rPr>
     </w:lvl>
   </w:abstractNum>
-  <w:abstractNum w:abstractNumId="15" w15:restartNumberingAfterBreak="0">
+  <w:abstractNum w:abstractNumId="16" w15:restartNumberingAfterBreak="0">
     <w:nsid w:val="60735D36"/>
     <w:multiLevelType w:val="multilevel"/>
     <w:tmpl w:val="72E67D8C"/>
@@ -4362,7 +4630,7 @@
       </w:rPr>
     </w:lvl>
   </w:abstractNum>
-  <w:abstractNum w:abstractNumId="16" w15:restartNumberingAfterBreak="0">
+  <w:abstractNum w:abstractNumId="17" w15:restartNumberingAfterBreak="0">
     <w:nsid w:val="616D504A"/>
     <w:multiLevelType w:val="multilevel"/>
     <w:tmpl w:val="F07A11A0"/>
@@ -4511,7 +4779,7 @@
       </w:rPr>
     </w:lvl>
   </w:abstractNum>
-  <w:abstractNum w:abstractNumId="17" w15:restartNumberingAfterBreak="0">
+  <w:abstractNum w:abstractNumId="18" w15:restartNumberingAfterBreak="0">
     <w:nsid w:val="626628F0"/>
     <w:multiLevelType w:val="multilevel"/>
     <w:tmpl w:val="587C2420"/>
@@ -4660,7 +4928,7 @@
       </w:rPr>
     </w:lvl>
   </w:abstractNum>
-  <w:abstractNum w:abstractNumId="18" w15:restartNumberingAfterBreak="0">
+  <w:abstractNum w:abstractNumId="19" w15:restartNumberingAfterBreak="0">
     <w:nsid w:val="67974D8E"/>
     <w:multiLevelType w:val="multilevel"/>
     <w:tmpl w:val="023ACBAC"/>
@@ -4809,7 +5077,7 @@
       </w:rPr>
     </w:lvl>
   </w:abstractNum>
-  <w:abstractNum w:abstractNumId="19" w15:restartNumberingAfterBreak="0">
+  <w:abstractNum w:abstractNumId="20" w15:restartNumberingAfterBreak="0">
     <w:nsid w:val="6ED82E51"/>
     <w:multiLevelType w:val="multilevel"/>
     <w:tmpl w:val="2EC216E2"/>
@@ -4926,7 +5194,7 @@
       </w:pPr>
     </w:lvl>
   </w:abstractNum>
-  <w:abstractNum w:abstractNumId="20" w15:restartNumberingAfterBreak="0">
+  <w:abstractNum w:abstractNumId="21" w15:restartNumberingAfterBreak="0">
     <w:nsid w:val="744E2D11"/>
     <w:multiLevelType w:val="multilevel"/>
     <w:tmpl w:val="283E5F0E"/>
@@ -5075,7 +5343,7 @@
       </w:rPr>
     </w:lvl>
   </w:abstractNum>
-  <w:abstractNum w:abstractNumId="21" w15:restartNumberingAfterBreak="0">
+  <w:abstractNum w:abstractNumId="22" w15:restartNumberingAfterBreak="0">
     <w:nsid w:val="7A722810"/>
     <w:multiLevelType w:val="multilevel"/>
     <w:tmpl w:val="5484B45A"/>
@@ -5224,7 +5492,7 @@
       </w:rPr>
     </w:lvl>
   </w:abstractNum>
-  <w:abstractNum w:abstractNumId="22" w15:restartNumberingAfterBreak="0">
+  <w:abstractNum w:abstractNumId="23" w15:restartNumberingAfterBreak="0">
     <w:nsid w:val="7F066B53"/>
     <w:multiLevelType w:val="multilevel"/>
     <w:tmpl w:val="482667B8"/>
@@ -5374,55 +5642,55 @@
     </w:lvl>
   </w:abstractNum>
   <w:num w:numId="1" w16cid:durableId="1577935850">
-    <w:abstractNumId w:val="11"/>
+    <w:abstractNumId w:val="12"/>
   </w:num>
   <w:num w:numId="2" w16cid:durableId="1676765846">
-    <w:abstractNumId w:val="12"/>
+    <w:abstractNumId w:val="13"/>
   </w:num>
   <w:num w:numId="3" w16cid:durableId="1286304399">
-    <w:abstractNumId w:val="9"/>
+    <w:abstractNumId w:val="10"/>
   </w:num>
   <w:num w:numId="4" w16cid:durableId="1681083552">
     <w:abstractNumId w:val="0"/>
   </w:num>
   <w:num w:numId="5" w16cid:durableId="635837036">
-    <w:abstractNumId w:val="14"/>
+    <w:abstractNumId w:val="15"/>
   </w:num>
   <w:num w:numId="6" w16cid:durableId="1084034264">
-    <w:abstractNumId w:val="16"/>
+    <w:abstractNumId w:val="17"/>
   </w:num>
   <w:num w:numId="7" w16cid:durableId="371462724">
-    <w:abstractNumId w:val="20"/>
+    <w:abstractNumId w:val="21"/>
   </w:num>
   <w:num w:numId="8" w16cid:durableId="2082218880">
-    <w:abstractNumId w:val="15"/>
+    <w:abstractNumId w:val="16"/>
   </w:num>
   <w:num w:numId="9" w16cid:durableId="1412040506">
     <w:abstractNumId w:val="6"/>
   </w:num>
   <w:num w:numId="10" w16cid:durableId="1283536419">
-    <w:abstractNumId w:val="21"/>
+    <w:abstractNumId w:val="22"/>
   </w:num>
   <w:num w:numId="11" w16cid:durableId="1873221510">
     <w:abstractNumId w:val="4"/>
   </w:num>
   <w:num w:numId="12" w16cid:durableId="666174486">
+    <w:abstractNumId w:val="20"/>
+  </w:num>
+  <w:num w:numId="13" w16cid:durableId="203294902">
     <w:abstractNumId w:val="19"/>
   </w:num>
-  <w:num w:numId="13" w16cid:durableId="203294902">
-    <w:abstractNumId w:val="18"/>
-  </w:num>
   <w:num w:numId="14" w16cid:durableId="1371414424">
-    <w:abstractNumId w:val="7"/>
+    <w:abstractNumId w:val="8"/>
   </w:num>
   <w:num w:numId="15" w16cid:durableId="898058556">
-    <w:abstractNumId w:val="8"/>
+    <w:abstractNumId w:val="9"/>
   </w:num>
   <w:num w:numId="16" w16cid:durableId="552430037">
     <w:abstractNumId w:val="5"/>
   </w:num>
   <w:num w:numId="17" w16cid:durableId="176963935">
-    <w:abstractNumId w:val="13"/>
+    <w:abstractNumId w:val="14"/>
   </w:num>
   <w:num w:numId="18" w16cid:durableId="762334833">
     <w:abstractNumId w:val="1"/>
@@ -5431,16 +5699,19 @@
     <w:abstractNumId w:val="2"/>
   </w:num>
   <w:num w:numId="20" w16cid:durableId="789667539">
-    <w:abstractNumId w:val="17"/>
+    <w:abstractNumId w:val="18"/>
   </w:num>
   <w:num w:numId="21" w16cid:durableId="929393815">
-    <w:abstractNumId w:val="22"/>
+    <w:abstractNumId w:val="23"/>
   </w:num>
   <w:num w:numId="22" w16cid:durableId="210002515">
     <w:abstractNumId w:val="3"/>
   </w:num>
   <w:num w:numId="23" w16cid:durableId="1742291082">
-    <w:abstractNumId w:val="10"/>
+    <w:abstractNumId w:val="11"/>
+  </w:num>
+  <w:num w:numId="24" w16cid:durableId="2124106450">
+    <w:abstractNumId w:val="7"/>
   </w:num>
 </w:numbering>
 </file>
